--- a/离散数学/集合论与图论/集合论与图论（下）课后习题/第3讲测验.docx
+++ b/离散数学/集合论与图论/集合论与图论（下）课后习题/第3讲测验.docx
@@ -43,118 +43,6 @@
             <wp:extent cx="1514475" cy="1543050"/>
             <wp:effectExtent l="0" t="0" r="0" b="0"/>
             <wp:docPr id="1" name="Picture 1"/>
-            <wp:cNvGraphicFramePr>
-              <a:graphicFrameLocks xmlns:a="http://schemas.openxmlformats.org/drawingml/2006/main" noChangeAspect="1"/>
-            </wp:cNvGraphicFramePr>
-            <a:graphic xmlns:a="http://schemas.openxmlformats.org/drawingml/2006/main">
-              <a:graphicData uri="http://schemas.openxmlformats.org/drawingml/2006/picture">
-                <pic:pic xmlns:pic="http://schemas.openxmlformats.org/drawingml/2006/picture">
-                  <pic:nvPicPr>
-                    <pic:cNvPr id="0" name="paper.png"/>
-                    <pic:cNvPicPr/>
-                  </pic:nvPicPr>
-                  <pic:blipFill>
-                    <a:blip r:embed="rId6"/>
-                    <a:stretch>
-                      <a:fillRect/>
-                    </a:stretch>
-                  </pic:blipFill>
-                  <pic:spPr>
-                    <a:xfrm>
-                      <a:off x="0" y="0"/>
-                      <a:ext cx="1514475" cy="1543050"/>
-                    </a:xfrm>
-                    <a:prstGeom prst="rect">
-                      <a:avLst/>
-                    </a:prstGeom>
-                  </pic:spPr>
-                </pic:pic>
-              </a:graphicData>
-            </a:graphic>
-          </wp:inline>
-        </w:drawing>
-      </w:r>
-    </w:p>
-    <w:p>
-      <w:pPr>
-        <w:spacing w:line="360" w:lineRule="auto"/>
-        <w:rPr>
-          <w:rFonts w:hint="eastAsia"/>
-          <w:highlight w:val="yellow"/>
-        </w:rPr>
-      </w:pPr>
-      <w:r>
-        <w:rPr>
-          <w:highlight w:val="yellow"/>
-        </w:rPr>
-        <w:t>B,</w:t>
-      </w:r>
-      <w:r>
-        <w:rPr>
-          <w:noProof/>
-          <w:highlight w:val="yellow"/>
-        </w:rPr>
-        <w:drawing>
-          <wp:inline distT="0" distB="0" distL="0" distR="0" wp14:anchorId="6AEE2DC2" wp14:editId="4E5E6A2E">
-            <wp:extent cx="1524000" cy="1543050"/>
-            <wp:effectExtent l="0" t="0" r="0" b="0"/>
-            <wp:docPr id="2" name="Picture 2"/>
-            <wp:cNvGraphicFramePr>
-              <a:graphicFrameLocks xmlns:a="http://schemas.openxmlformats.org/drawingml/2006/main" noChangeAspect="1"/>
-            </wp:cNvGraphicFramePr>
-            <a:graphic xmlns:a="http://schemas.openxmlformats.org/drawingml/2006/main">
-              <a:graphicData uri="http://schemas.openxmlformats.org/drawingml/2006/picture">
-                <pic:pic xmlns:pic="http://schemas.openxmlformats.org/drawingml/2006/picture">
-                  <pic:nvPicPr>
-                    <pic:cNvPr id="0" name="paper.png"/>
-                    <pic:cNvPicPr/>
-                  </pic:nvPicPr>
-                  <pic:blipFill>
-                    <a:blip r:embed="rId7"/>
-                    <a:stretch>
-                      <a:fillRect/>
-                    </a:stretch>
-                  </pic:blipFill>
-                  <pic:spPr>
-                    <a:xfrm>
-                      <a:off x="0" y="0"/>
-                      <a:ext cx="1524000" cy="1543050"/>
-                    </a:xfrm>
-                    <a:prstGeom prst="rect">
-                      <a:avLst/>
-                    </a:prstGeom>
-                  </pic:spPr>
-                </pic:pic>
-              </a:graphicData>
-            </a:graphic>
-          </wp:inline>
-        </w:drawing>
-      </w:r>
-    </w:p>
-    <w:p>
-      <w:pPr>
-        <w:spacing w:line="360" w:lineRule="auto"/>
-        <w:rPr>
-          <w:rFonts w:hint="eastAsia"/>
-          <w:highlight w:val="yellow"/>
-        </w:rPr>
-      </w:pPr>
-      <w:r>
-        <w:rPr>
-          <w:highlight w:val="yellow"/>
-        </w:rPr>
-        <w:t>C,</w:t>
-      </w:r>
-      <w:r>
-        <w:rPr>
-          <w:noProof/>
-          <w:highlight w:val="yellow"/>
-        </w:rPr>
-        <w:drawing>
-          <wp:inline distT="0" distB="0" distL="0" distR="0" wp14:anchorId="171C468C" wp14:editId="32CB288D">
-            <wp:extent cx="1514475" cy="1543050"/>
-            <wp:effectExtent l="0" t="0" r="0" b="0"/>
-            <wp:docPr id="3" name="Picture 3"/>
             <wp:cNvGraphicFramePr>
               <a:graphicFrameLocks xmlns:a="http://schemas.openxmlformats.org/drawingml/2006/main" noChangeAspect="1"/>
             </wp:cNvGraphicFramePr>
@@ -199,6 +87,118 @@
         <w:rPr>
           <w:highlight w:val="yellow"/>
         </w:rPr>
+        <w:t>B,</w:t>
+      </w:r>
+      <w:r>
+        <w:rPr>
+          <w:noProof/>
+          <w:highlight w:val="yellow"/>
+        </w:rPr>
+        <w:drawing>
+          <wp:inline distT="0" distB="0" distL="0" distR="0" wp14:anchorId="6AEE2DC2" wp14:editId="4E5E6A2E">
+            <wp:extent cx="1524000" cy="1543050"/>
+            <wp:effectExtent l="0" t="0" r="0" b="0"/>
+            <wp:docPr id="2" name="Picture 2"/>
+            <wp:cNvGraphicFramePr>
+              <a:graphicFrameLocks xmlns:a="http://schemas.openxmlformats.org/drawingml/2006/main" noChangeAspect="1"/>
+            </wp:cNvGraphicFramePr>
+            <a:graphic xmlns:a="http://schemas.openxmlformats.org/drawingml/2006/main">
+              <a:graphicData uri="http://schemas.openxmlformats.org/drawingml/2006/picture">
+                <pic:pic xmlns:pic="http://schemas.openxmlformats.org/drawingml/2006/picture">
+                  <pic:nvPicPr>
+                    <pic:cNvPr id="0" name="paper.png"/>
+                    <pic:cNvPicPr/>
+                  </pic:nvPicPr>
+                  <pic:blipFill>
+                    <a:blip r:embed="rId9"/>
+                    <a:stretch>
+                      <a:fillRect/>
+                    </a:stretch>
+                  </pic:blipFill>
+                  <pic:spPr>
+                    <a:xfrm>
+                      <a:off x="0" y="0"/>
+                      <a:ext cx="1524000" cy="1543050"/>
+                    </a:xfrm>
+                    <a:prstGeom prst="rect">
+                      <a:avLst/>
+                    </a:prstGeom>
+                  </pic:spPr>
+                </pic:pic>
+              </a:graphicData>
+            </a:graphic>
+          </wp:inline>
+        </w:drawing>
+      </w:r>
+    </w:p>
+    <w:p>
+      <w:pPr>
+        <w:spacing w:line="360" w:lineRule="auto"/>
+        <w:rPr>
+          <w:rFonts w:hint="eastAsia"/>
+          <w:highlight w:val="yellow"/>
+        </w:rPr>
+      </w:pPr>
+      <w:r>
+        <w:rPr>
+          <w:highlight w:val="yellow"/>
+        </w:rPr>
+        <w:t>C,</w:t>
+      </w:r>
+      <w:r>
+        <w:rPr>
+          <w:noProof/>
+          <w:highlight w:val="yellow"/>
+        </w:rPr>
+        <w:drawing>
+          <wp:inline distT="0" distB="0" distL="0" distR="0" wp14:anchorId="171C468C" wp14:editId="32CB288D">
+            <wp:extent cx="1514475" cy="1543050"/>
+            <wp:effectExtent l="0" t="0" r="0" b="0"/>
+            <wp:docPr id="3" name="Picture 3"/>
+            <wp:cNvGraphicFramePr>
+              <a:graphicFrameLocks xmlns:a="http://schemas.openxmlformats.org/drawingml/2006/main" noChangeAspect="1"/>
+            </wp:cNvGraphicFramePr>
+            <a:graphic xmlns:a="http://schemas.openxmlformats.org/drawingml/2006/main">
+              <a:graphicData uri="http://schemas.openxmlformats.org/drawingml/2006/picture">
+                <pic:pic xmlns:pic="http://schemas.openxmlformats.org/drawingml/2006/picture">
+                  <pic:nvPicPr>
+                    <pic:cNvPr id="0" name="paper.png"/>
+                    <pic:cNvPicPr/>
+                  </pic:nvPicPr>
+                  <pic:blipFill>
+                    <a:blip r:embed="rId10"/>
+                    <a:stretch>
+                      <a:fillRect/>
+                    </a:stretch>
+                  </pic:blipFill>
+                  <pic:spPr>
+                    <a:xfrm>
+                      <a:off x="0" y="0"/>
+                      <a:ext cx="1514475" cy="1543050"/>
+                    </a:xfrm>
+                    <a:prstGeom prst="rect">
+                      <a:avLst/>
+                    </a:prstGeom>
+                  </pic:spPr>
+                </pic:pic>
+              </a:graphicData>
+            </a:graphic>
+          </wp:inline>
+        </w:drawing>
+      </w:r>
+    </w:p>
+    <w:p>
+      <w:pPr>
+        <w:spacing w:line="360" w:lineRule="auto"/>
+        <w:rPr>
+          <w:rFonts w:hint="eastAsia"/>
+          <w:highlight w:val="yellow"/>
+        </w:rPr>
+      </w:pPr>
+      <w:r>
+        <w:rPr>
+          <w:highlight w:val="yellow"/>
+        </w:rPr>
         <w:t>D,</w:t>
       </w:r>
       <w:r>
@@ -222,7 +222,7 @@
                     <pic:cNvPicPr/>
                   </pic:nvPicPr>
                   <pic:blipFill>
-                    <a:blip r:embed="rId9"/>
+                    <a:blip r:embed="rId11"/>
                     <a:stretch>
                       <a:fillRect/>
                     </a:stretch>
@@ -247,17 +247,16 @@
       <w:pPr>
         <w:spacing w:line="360" w:lineRule="auto"/>
         <w:rPr>
+          <w:rFonts w:hint="eastAsia"/>
           <w:highlight w:val="yellow"/>
         </w:rPr>
       </w:pPr>
-      <w:proofErr w:type="spellStart"/>
       <w:r>
         <w:rPr>
           <w:highlight w:val="yellow"/>
         </w:rPr>
         <w:t>答案:A</w:t>
       </w:r>
-      <w:proofErr w:type="spellEnd"/>
     </w:p>
     <w:p>
       <w:pPr>
@@ -317,19 +316,8 @@
           <w:highlight w:val="yellow"/>
           <w:lang w:eastAsia="zh-CN"/>
         </w:rPr>
-        <w:t>欧拉开</w:t>
+        <w:t>欧拉开迹</w:t>
       </w:r>
-      <w:proofErr w:type="gramStart"/>
-      <w:r>
-        <w:rPr>
-          <w:b/>
-          <w:bCs/>
-          <w:highlight w:val="yellow"/>
-          <w:lang w:eastAsia="zh-CN"/>
-        </w:rPr>
-        <w:t>迹</w:t>
-      </w:r>
-      <w:proofErr w:type="gramEnd"/>
       <w:r>
         <w:rPr>
           <w:highlight w:val="yellow"/>
@@ -347,23 +335,31 @@
           <w:lang w:eastAsia="zh-CN"/>
         </w:rPr>
       </w:pPr>
-      <w:proofErr w:type="gramStart"/>
       <w:r>
         <w:rPr>
           <w:rFonts w:hint="eastAsia"/>
           <w:highlight w:val="yellow"/>
           <w:lang w:eastAsia="zh-CN"/>
         </w:rPr>
-        <w:t>0个奇度顶点</w:t>
+        <w:t>0个奇度顶点 → 存在欧拉回路</w:t>
       </w:r>
-      <w:proofErr w:type="gramEnd"/>
+    </w:p>
+    <w:p>
+      <w:pPr>
+        <w:spacing w:line="360" w:lineRule="auto"/>
+        <w:rPr>
+          <w:rFonts w:hint="eastAsia"/>
+          <w:highlight w:val="yellow"/>
+          <w:lang w:eastAsia="zh-CN"/>
+        </w:rPr>
+      </w:pPr>
       <w:r>
         <w:rPr>
           <w:rFonts w:hint="eastAsia"/>
           <w:highlight w:val="yellow"/>
           <w:lang w:eastAsia="zh-CN"/>
         </w:rPr>
-        <w:t xml:space="preserve"> → 存在欧拉回路</w:t>
+        <w:t>2个奇度顶点 → 存在欧拉开迹（从一个奇度点出发，到另一个结束）</w:t>
       </w:r>
     </w:p>
     <w:p>
@@ -371,132 +367,33 @@
         <w:spacing w:line="360" w:lineRule="auto"/>
         <w:rPr>
           <w:rFonts w:hint="eastAsia"/>
-          <w:highlight w:val="yellow"/>
           <w:lang w:eastAsia="zh-CN"/>
         </w:rPr>
       </w:pPr>
-      <w:proofErr w:type="gramStart"/>
       <w:r>
         <w:rPr>
           <w:rFonts w:hint="eastAsia"/>
           <w:highlight w:val="yellow"/>
           <w:lang w:eastAsia="zh-CN"/>
         </w:rPr>
-        <w:t>2个奇度顶点</w:t>
+        <w:t>4个及以上奇度顶点 → 不存在欧拉迹</w:t>
       </w:r>
-      <w:proofErr w:type="gramEnd"/>
+    </w:p>
+    <w:p>
+      <w:pPr>
+        <w:spacing w:line="360" w:lineRule="auto"/>
+        <w:rPr>
+          <w:rFonts w:hint="eastAsia"/>
+          <w:lang w:eastAsia="zh-CN"/>
+        </w:rPr>
+      </w:pPr>
       <w:r>
         <w:rPr>
           <w:rFonts w:hint="eastAsia"/>
           <w:highlight w:val="yellow"/>
           <w:lang w:eastAsia="zh-CN"/>
         </w:rPr>
-        <w:t xml:space="preserve"> → 存在欧拉开迹（从一个</w:t>
-      </w:r>
-      <w:proofErr w:type="gramStart"/>
-      <w:r>
-        <w:rPr>
-          <w:rFonts w:hint="eastAsia"/>
-          <w:highlight w:val="yellow"/>
-          <w:lang w:eastAsia="zh-CN"/>
-        </w:rPr>
-        <w:t>奇度点</w:t>
-      </w:r>
-      <w:proofErr w:type="gramEnd"/>
-      <w:r>
-        <w:rPr>
-          <w:rFonts w:hint="eastAsia"/>
-          <w:highlight w:val="yellow"/>
-          <w:lang w:eastAsia="zh-CN"/>
-        </w:rPr>
-        <w:t>出发，到另一个结束）</w:t>
-      </w:r>
-    </w:p>
-    <w:p>
-      <w:pPr>
-        <w:spacing w:line="360" w:lineRule="auto"/>
-        <w:rPr>
-          <w:lang w:eastAsia="zh-CN"/>
-        </w:rPr>
-      </w:pPr>
-      <w:r>
-        <w:rPr>
-          <w:rFonts w:hint="eastAsia"/>
-          <w:highlight w:val="yellow"/>
-          <w:lang w:eastAsia="zh-CN"/>
-        </w:rPr>
-        <w:t>4个及</w:t>
-      </w:r>
-      <w:proofErr w:type="gramStart"/>
-      <w:r>
-        <w:rPr>
-          <w:rFonts w:hint="eastAsia"/>
-          <w:highlight w:val="yellow"/>
-          <w:lang w:eastAsia="zh-CN"/>
-        </w:rPr>
-        <w:t>以上奇度</w:t>
-      </w:r>
-      <w:proofErr w:type="gramEnd"/>
-      <w:r>
-        <w:rPr>
-          <w:rFonts w:hint="eastAsia"/>
-          <w:highlight w:val="yellow"/>
-          <w:lang w:eastAsia="zh-CN"/>
-        </w:rPr>
-        <w:t>顶点 → 不存在欧拉迹</w:t>
-      </w:r>
-    </w:p>
-    <w:p>
-      <w:pPr>
-        <w:spacing w:line="360" w:lineRule="auto"/>
-        <w:rPr>
-          <w:rFonts w:hint="eastAsia"/>
-          <w:lang w:eastAsia="zh-CN"/>
-        </w:rPr>
-      </w:pPr>
-      <w:r>
-        <w:rPr>
-          <w:rFonts w:hint="eastAsia"/>
-          <w:highlight w:val="yellow"/>
-          <w:lang w:eastAsia="zh-CN"/>
-        </w:rPr>
-        <w:t>奇数</w:t>
-      </w:r>
-      <w:proofErr w:type="gramStart"/>
-      <w:r>
-        <w:rPr>
-          <w:rFonts w:hint="eastAsia"/>
-          <w:highlight w:val="yellow"/>
-          <w:lang w:eastAsia="zh-CN"/>
-        </w:rPr>
-        <w:t>度肯定</w:t>
-      </w:r>
-      <w:proofErr w:type="gramEnd"/>
-      <w:r>
-        <w:rPr>
-          <w:rFonts w:hint="eastAsia"/>
-          <w:highlight w:val="yellow"/>
-          <w:lang w:eastAsia="zh-CN"/>
-        </w:rPr>
-        <w:t>是偶数</w:t>
-      </w:r>
-      <w:proofErr w:type="gramStart"/>
-      <w:r>
-        <w:rPr>
-          <w:rFonts w:hint="eastAsia"/>
-          <w:highlight w:val="yellow"/>
-          <w:lang w:eastAsia="zh-CN"/>
-        </w:rPr>
-        <w:t>倍</w:t>
-      </w:r>
-      <w:proofErr w:type="gramEnd"/>
-      <w:r>
-        <w:rPr>
-          <w:rFonts w:hint="eastAsia"/>
-          <w:highlight w:val="yellow"/>
-          <w:lang w:eastAsia="zh-CN"/>
-        </w:rPr>
-        <w:t>的（握手）</w:t>
+        <w:t>奇数度肯定是偶数倍的（握手）</w:t>
       </w:r>
     </w:p>
     <w:p>
@@ -531,11 +428,13 @@
         <w:rPr>
           <w:rFonts w:hint="eastAsia"/>
           <w:highlight w:val="yellow"/>
+          <w:lang w:eastAsia="zh-CN"/>
         </w:rPr>
       </w:pPr>
       <w:r>
         <w:rPr>
           <w:highlight w:val="yellow"/>
+          <w:lang w:eastAsia="zh-CN"/>
         </w:rPr>
         <w:t>A,</w:t>
       </w:r>
@@ -560,7 +459,7 @@
                     <pic:cNvPicPr/>
                   </pic:nvPicPr>
                   <pic:blipFill>
-                    <a:blip r:embed="rId9"/>
+                    <a:blip r:embed="rId11"/>
                     <a:stretch>
                       <a:fillRect/>
                     </a:stretch>
@@ -587,11 +486,13 @@
         <w:rPr>
           <w:rFonts w:hint="eastAsia"/>
           <w:highlight w:val="yellow"/>
+          <w:lang w:eastAsia="zh-CN"/>
         </w:rPr>
       </w:pPr>
       <w:r>
         <w:rPr>
           <w:highlight w:val="yellow"/>
+          <w:lang w:eastAsia="zh-CN"/>
         </w:rPr>
         <w:t>B,</w:t>
       </w:r>
@@ -616,7 +517,7 @@
                     <pic:cNvPicPr/>
                   </pic:nvPicPr>
                   <pic:blipFill>
-                    <a:blip r:embed="rId7"/>
+                    <a:blip r:embed="rId9"/>
                     <a:stretch>
                       <a:fillRect/>
                     </a:stretch>
@@ -643,12 +544,15 @@
         <w:rPr>
           <w:rFonts w:hint="eastAsia"/>
           <w:highlight w:val="yellow"/>
+          <w:lang w:eastAsia="zh-CN"/>
         </w:rPr>
       </w:pPr>
       <w:r>
         <w:rPr>
           <w:highlight w:val="yellow"/>
+          <w:lang w:eastAsia="zh-CN"/>
         </w:rPr>
+        <w:lastRenderedPageBreak/>
         <w:t>C,</w:t>
       </w:r>
       <w:r>
@@ -661,6 +565,64 @@
             <wp:extent cx="1514475" cy="1543050"/>
             <wp:effectExtent l="0" t="0" r="0" b="0"/>
             <wp:docPr id="7" name="Picture 7"/>
+            <wp:cNvGraphicFramePr>
+              <a:graphicFrameLocks xmlns:a="http://schemas.openxmlformats.org/drawingml/2006/main" noChangeAspect="1"/>
+            </wp:cNvGraphicFramePr>
+            <a:graphic xmlns:a="http://schemas.openxmlformats.org/drawingml/2006/main">
+              <a:graphicData uri="http://schemas.openxmlformats.org/drawingml/2006/picture">
+                <pic:pic xmlns:pic="http://schemas.openxmlformats.org/drawingml/2006/picture">
+                  <pic:nvPicPr>
+                    <pic:cNvPr id="0" name="paper.png"/>
+                    <pic:cNvPicPr/>
+                  </pic:nvPicPr>
+                  <pic:blipFill>
+                    <a:blip r:embed="rId10"/>
+                    <a:stretch>
+                      <a:fillRect/>
+                    </a:stretch>
+                  </pic:blipFill>
+                  <pic:spPr>
+                    <a:xfrm>
+                      <a:off x="0" y="0"/>
+                      <a:ext cx="1514475" cy="1543050"/>
+                    </a:xfrm>
+                    <a:prstGeom prst="rect">
+                      <a:avLst/>
+                    </a:prstGeom>
+                  </pic:spPr>
+                </pic:pic>
+              </a:graphicData>
+            </a:graphic>
+          </wp:inline>
+        </w:drawing>
+      </w:r>
+    </w:p>
+    <w:p>
+      <w:pPr>
+        <w:spacing w:line="360" w:lineRule="auto"/>
+        <w:rPr>
+          <w:rFonts w:hint="eastAsia"/>
+          <w:highlight w:val="yellow"/>
+          <w:lang w:eastAsia="zh-CN"/>
+        </w:rPr>
+      </w:pPr>
+      <w:r>
+        <w:rPr>
+          <w:highlight w:val="yellow"/>
+          <w:lang w:eastAsia="zh-CN"/>
+        </w:rPr>
+        <w:t>D,</w:t>
+      </w:r>
+      <w:r>
+        <w:rPr>
+          <w:noProof/>
+          <w:highlight w:val="yellow"/>
+        </w:rPr>
+        <w:drawing>
+          <wp:inline distT="0" distB="0" distL="0" distR="0" wp14:anchorId="14851AE7" wp14:editId="5165BDEC">
+            <wp:extent cx="1514475" cy="1543050"/>
+            <wp:effectExtent l="0" t="0" r="0" b="0"/>
+            <wp:docPr id="8" name="Picture 8"/>
             <wp:cNvGraphicFramePr>
               <a:graphicFrameLocks xmlns:a="http://schemas.openxmlformats.org/drawingml/2006/main" noChangeAspect="1"/>
             </wp:cNvGraphicFramePr>
@@ -699,78 +661,25 @@
         <w:rPr>
           <w:rFonts w:hint="eastAsia"/>
           <w:highlight w:val="yellow"/>
+          <w:lang w:eastAsia="zh-CN"/>
         </w:rPr>
       </w:pPr>
       <w:r>
         <w:rPr>
           <w:highlight w:val="yellow"/>
+          <w:lang w:eastAsia="zh-CN"/>
         </w:rPr>
-        <w:t>D,</w:t>
-      </w:r>
-      <w:r>
-        <w:rPr>
-          <w:noProof/>
-          <w:highlight w:val="yellow"/>
-        </w:rPr>
-        <w:drawing>
-          <wp:inline distT="0" distB="0" distL="0" distR="0" wp14:anchorId="14851AE7" wp14:editId="5165BDEC">
-            <wp:extent cx="1514475" cy="1543050"/>
-            <wp:effectExtent l="0" t="0" r="0" b="0"/>
-            <wp:docPr id="8" name="Picture 8"/>
-            <wp:cNvGraphicFramePr>
-              <a:graphicFrameLocks xmlns:a="http://schemas.openxmlformats.org/drawingml/2006/main" noChangeAspect="1"/>
-            </wp:cNvGraphicFramePr>
-            <a:graphic xmlns:a="http://schemas.openxmlformats.org/drawingml/2006/main">
-              <a:graphicData uri="http://schemas.openxmlformats.org/drawingml/2006/picture">
-                <pic:pic xmlns:pic="http://schemas.openxmlformats.org/drawingml/2006/picture">
-                  <pic:nvPicPr>
-                    <pic:cNvPr id="0" name="paper.png"/>
-                    <pic:cNvPicPr/>
-                  </pic:nvPicPr>
-                  <pic:blipFill>
-                    <a:blip r:embed="rId6"/>
-                    <a:stretch>
-                      <a:fillRect/>
-                    </a:stretch>
-                  </pic:blipFill>
-                  <pic:spPr>
-                    <a:xfrm>
-                      <a:off x="0" y="0"/>
-                      <a:ext cx="1514475" cy="1543050"/>
-                    </a:xfrm>
-                    <a:prstGeom prst="rect">
-                      <a:avLst/>
-                    </a:prstGeom>
-                  </pic:spPr>
-                </pic:pic>
-              </a:graphicData>
-            </a:graphic>
-          </wp:inline>
-        </w:drawing>
+        <w:t>答案:B</w:t>
       </w:r>
     </w:p>
     <w:p>
       <w:pPr>
         <w:spacing w:line="360" w:lineRule="auto"/>
         <w:rPr>
-          <w:highlight w:val="yellow"/>
-        </w:rPr>
-      </w:pPr>
-      <w:proofErr w:type="spellStart"/>
-      <w:r>
-        <w:rPr>
-          <w:highlight w:val="yellow"/>
-        </w:rPr>
-        <w:t>答案:B</w:t>
-      </w:r>
-      <w:proofErr w:type="spellEnd"/>
-    </w:p>
-    <w:p>
-      <w:pPr>
-        <w:spacing w:line="360" w:lineRule="auto"/>
-        <w:rPr>
+          <w:rFonts w:hint="eastAsia"/>
           <w:b/>
           <w:bCs/>
+          <w:lang w:eastAsia="zh-CN"/>
         </w:rPr>
       </w:pPr>
       <w:r>
@@ -781,29 +690,7 @@
           <w:highlight w:val="yellow"/>
           <w:lang w:eastAsia="zh-CN"/>
         </w:rPr>
-        <w:t xml:space="preserve">所需笔数 = </w:t>
-      </w:r>
-      <w:proofErr w:type="gramStart"/>
-      <w:r>
-        <w:rPr>
-          <w:rFonts w:hint="eastAsia"/>
-          <w:b/>
-          <w:bCs/>
-          <w:highlight w:val="yellow"/>
-          <w:lang w:eastAsia="zh-CN"/>
-        </w:rPr>
-        <w:t>奇度顶点</w:t>
-      </w:r>
-      <w:proofErr w:type="gramEnd"/>
-      <w:r>
-        <w:rPr>
-          <w:rFonts w:hint="eastAsia"/>
-          <w:b/>
-          <w:bCs/>
-          <w:highlight w:val="yellow"/>
-          <w:lang w:eastAsia="zh-CN"/>
-        </w:rPr>
-        <w:t>数 ÷ 2</w:t>
+        <w:t>所需笔数 = 奇度顶点数 ÷ 2</w:t>
       </w:r>
     </w:p>
     <w:p>
@@ -860,7 +747,7 @@
                     <pic:cNvPicPr/>
                   </pic:nvPicPr>
                   <pic:blipFill>
-                    <a:blip r:embed="rId7"/>
+                    <a:blip r:embed="rId9"/>
                     <a:stretch>
                       <a:fillRect/>
                     </a:stretch>
@@ -889,6 +776,7 @@
         </w:rPr>
       </w:pPr>
       <w:r>
+        <w:lastRenderedPageBreak/>
         <w:t>B,</w:t>
       </w:r>
       <w:r>
@@ -911,7 +799,7 @@
                     <pic:cNvPicPr/>
                   </pic:nvPicPr>
                   <pic:blipFill>
-                    <a:blip r:embed="rId9"/>
+                    <a:blip r:embed="rId11"/>
                     <a:stretch>
                       <a:fillRect/>
                     </a:stretch>
@@ -951,6 +839,57 @@
             <wp:extent cx="1514475" cy="1543050"/>
             <wp:effectExtent l="0" t="0" r="0" b="0"/>
             <wp:docPr id="11" name="Picture 11"/>
+            <wp:cNvGraphicFramePr>
+              <a:graphicFrameLocks xmlns:a="http://schemas.openxmlformats.org/drawingml/2006/main" noChangeAspect="1"/>
+            </wp:cNvGraphicFramePr>
+            <a:graphic xmlns:a="http://schemas.openxmlformats.org/drawingml/2006/main">
+              <a:graphicData uri="http://schemas.openxmlformats.org/drawingml/2006/picture">
+                <pic:pic xmlns:pic="http://schemas.openxmlformats.org/drawingml/2006/picture">
+                  <pic:nvPicPr>
+                    <pic:cNvPr id="0" name="paper.png"/>
+                    <pic:cNvPicPr/>
+                  </pic:nvPicPr>
+                  <pic:blipFill>
+                    <a:blip r:embed="rId10"/>
+                    <a:stretch>
+                      <a:fillRect/>
+                    </a:stretch>
+                  </pic:blipFill>
+                  <pic:spPr>
+                    <a:xfrm>
+                      <a:off x="0" y="0"/>
+                      <a:ext cx="1514475" cy="1543050"/>
+                    </a:xfrm>
+                    <a:prstGeom prst="rect">
+                      <a:avLst/>
+                    </a:prstGeom>
+                  </pic:spPr>
+                </pic:pic>
+              </a:graphicData>
+            </a:graphic>
+          </wp:inline>
+        </w:drawing>
+      </w:r>
+    </w:p>
+    <w:p>
+      <w:pPr>
+        <w:spacing w:line="360" w:lineRule="auto"/>
+        <w:rPr>
+          <w:rFonts w:hint="eastAsia"/>
+        </w:rPr>
+      </w:pPr>
+      <w:r>
+        <w:t>D,</w:t>
+      </w:r>
+      <w:r>
+        <w:rPr>
+          <w:noProof/>
+        </w:rPr>
+        <w:drawing>
+          <wp:inline distT="0" distB="0" distL="0" distR="0" wp14:anchorId="669D104D" wp14:editId="328757B4">
+            <wp:extent cx="1514475" cy="1543050"/>
+            <wp:effectExtent l="0" t="0" r="0" b="0"/>
+            <wp:docPr id="12" name="Picture 12"/>
             <wp:cNvGraphicFramePr>
               <a:graphicFrameLocks xmlns:a="http://schemas.openxmlformats.org/drawingml/2006/main" noChangeAspect="1"/>
             </wp:cNvGraphicFramePr>
@@ -991,58 +930,8 @@
         </w:rPr>
       </w:pPr>
       <w:r>
-        <w:t>D,</w:t>
-      </w:r>
-      <w:r>
-        <w:rPr>
-          <w:noProof/>
-        </w:rPr>
-        <w:drawing>
-          <wp:inline distT="0" distB="0" distL="0" distR="0" wp14:anchorId="669D104D" wp14:editId="328757B4">
-            <wp:extent cx="1514475" cy="1543050"/>
-            <wp:effectExtent l="0" t="0" r="0" b="0"/>
-            <wp:docPr id="12" name="Picture 12"/>
-            <wp:cNvGraphicFramePr>
-              <a:graphicFrameLocks xmlns:a="http://schemas.openxmlformats.org/drawingml/2006/main" noChangeAspect="1"/>
-            </wp:cNvGraphicFramePr>
-            <a:graphic xmlns:a="http://schemas.openxmlformats.org/drawingml/2006/main">
-              <a:graphicData uri="http://schemas.openxmlformats.org/drawingml/2006/picture">
-                <pic:pic xmlns:pic="http://schemas.openxmlformats.org/drawingml/2006/picture">
-                  <pic:nvPicPr>
-                    <pic:cNvPr id="0" name="paper.png"/>
-                    <pic:cNvPicPr/>
-                  </pic:nvPicPr>
-                  <pic:blipFill>
-                    <a:blip r:embed="rId6"/>
-                    <a:stretch>
-                      <a:fillRect/>
-                    </a:stretch>
-                  </pic:blipFill>
-                  <pic:spPr>
-                    <a:xfrm>
-                      <a:off x="0" y="0"/>
-                      <a:ext cx="1514475" cy="1543050"/>
-                    </a:xfrm>
-                    <a:prstGeom prst="rect">
-                      <a:avLst/>
-                    </a:prstGeom>
-                  </pic:spPr>
-                </pic:pic>
-              </a:graphicData>
-            </a:graphic>
-          </wp:inline>
-        </w:drawing>
-      </w:r>
-    </w:p>
-    <w:p>
-      <w:pPr>
-        <w:spacing w:line="360" w:lineRule="auto"/>
-      </w:pPr>
-      <w:proofErr w:type="spellStart"/>
-      <w:r>
         <w:t>答案:B</w:t>
       </w:r>
-      <w:proofErr w:type="spellEnd"/>
     </w:p>
     <w:p>
       <w:pPr>
@@ -1101,26 +990,30 @@
       <w:pPr>
         <w:spacing w:line="360" w:lineRule="auto"/>
         <w:rPr>
+          <w:rFonts w:hint="eastAsia"/>
           <w:highlight w:val="yellow"/>
         </w:rPr>
       </w:pPr>
-      <w:proofErr w:type="spellStart"/>
       <w:r>
         <w:rPr>
           <w:highlight w:val="yellow"/>
         </w:rPr>
         <w:t>答案:B</w:t>
       </w:r>
-      <w:proofErr w:type="spellEnd"/>
     </w:p>
     <w:p>
       <w:pPr>
         <w:spacing w:line="360" w:lineRule="auto"/>
         <w:rPr>
+          <w:rFonts w:hint="eastAsia"/>
           <w:highlight w:val="yellow"/>
         </w:rPr>
       </w:pPr>
       <w:r>
+        <w:rPr>
+          <w:noProof/>
+        </w:rPr>
+        <w:lastRenderedPageBreak/>
         <w:drawing>
           <wp:inline distT="0" distB="0" distL="0" distR="0" wp14:anchorId="235C02C8" wp14:editId="7879EDF0">
             <wp:extent cx="3370997" cy="598118"/>
@@ -1137,7 +1030,7 @@
                     <pic:cNvPicPr/>
                   </pic:nvPicPr>
                   <pic:blipFill>
-                    <a:blip r:embed="rId10"/>
+                    <a:blip r:embed="rId12"/>
                     <a:stretch>
                       <a:fillRect/>
                     </a:stretch>
@@ -1162,6 +1055,7 @@
       <w:pPr>
         <w:spacing w:line="360" w:lineRule="auto"/>
         <w:rPr>
+          <w:rFonts w:hint="eastAsia"/>
           <w:b/>
           <w:bCs/>
           <w:highlight w:val="yellow"/>
@@ -1220,6 +1114,7 @@
       <w:pPr>
         <w:spacing w:line="360" w:lineRule="auto"/>
         <w:rPr>
+          <w:rFonts w:hint="eastAsia"/>
           <w:highlight w:val="yellow"/>
           <w:lang w:eastAsia="zh-CN"/>
         </w:rPr>
@@ -1265,10 +1160,10 @@
         </w:numPr>
         <w:spacing w:line="360" w:lineRule="auto"/>
         <w:rPr>
+          <w:rFonts w:hint="eastAsia"/>
           <w:highlight w:val="yellow"/>
         </w:rPr>
       </w:pPr>
-      <w:proofErr w:type="spellStart"/>
       <w:r>
         <w:rPr>
           <w:highlight w:val="yellow"/>
@@ -1283,7 +1178,6 @@
         </w:rPr>
         <w:t>连通的</w:t>
       </w:r>
-      <w:proofErr w:type="spellEnd"/>
     </w:p>
     <w:p>
       <w:pPr>
@@ -1293,6 +1187,7 @@
         </w:numPr>
         <w:spacing w:line="360" w:lineRule="auto"/>
         <w:rPr>
+          <w:rFonts w:hint="eastAsia"/>
           <w:highlight w:val="yellow"/>
           <w:lang w:eastAsia="zh-CN"/>
         </w:rPr>
@@ -1311,11 +1206,13 @@
       <w:pPr>
         <w:spacing w:line="360" w:lineRule="auto"/>
         <w:rPr>
+          <w:rFonts w:hint="eastAsia"/>
           <w:lang w:eastAsia="zh-CN"/>
         </w:rPr>
       </w:pPr>
       <w:r>
         <w:rPr>
+          <w:noProof/>
           <w:lang w:eastAsia="zh-CN"/>
         </w:rPr>
         <w:drawing>
@@ -1334,7 +1231,7 @@
                     <pic:cNvPicPr/>
                   </pic:nvPicPr>
                   <pic:blipFill>
-                    <a:blip r:embed="rId11"/>
+                    <a:blip r:embed="rId13"/>
                     <a:stretch>
                       <a:fillRect/>
                     </a:stretch>
@@ -1369,9 +1266,13 @@
         <w:spacing w:line="360" w:lineRule="auto"/>
         <w:rPr>
           <w:rFonts w:hint="eastAsia"/>
+          <w:lang w:eastAsia="zh-CN"/>
         </w:rPr>
       </w:pPr>
       <w:r>
+        <w:rPr>
+          <w:lang w:eastAsia="zh-CN"/>
+        </w:rPr>
         <w:t>5,K5存在欧拉闭迹。</w:t>
       </w:r>
     </w:p>
@@ -1380,9 +1281,13 @@
         <w:spacing w:line="360" w:lineRule="auto"/>
         <w:rPr>
           <w:rFonts w:hint="eastAsia"/>
+          <w:lang w:eastAsia="zh-CN"/>
         </w:rPr>
       </w:pPr>
       <w:r>
+        <w:rPr>
+          <w:lang w:eastAsia="zh-CN"/>
+        </w:rPr>
         <w:t>A,错误</w:t>
       </w:r>
     </w:p>
@@ -1401,6 +1306,7 @@
       <w:pPr>
         <w:spacing w:line="360" w:lineRule="auto"/>
         <w:rPr>
+          <w:rFonts w:hint="eastAsia"/>
           <w:lang w:eastAsia="zh-CN"/>
         </w:rPr>
       </w:pPr>
@@ -1442,11 +1348,9 @@
           <w:rFonts w:hint="eastAsia"/>
         </w:rPr>
       </w:pPr>
-      <w:proofErr w:type="spellStart"/>
       <w:r>
         <w:t>A,错误</w:t>
       </w:r>
-      <w:proofErr w:type="spellEnd"/>
     </w:p>
     <w:p>
       <w:pPr>
@@ -1462,20 +1366,86 @@
     <w:p>
       <w:pPr>
         <w:spacing w:line="360" w:lineRule="auto"/>
-      </w:pPr>
-      <w:proofErr w:type="spellStart"/>
+        <w:rPr>
+          <w:rFonts w:hint="eastAsia"/>
+        </w:rPr>
+      </w:pPr>
       <w:r>
+        <w:lastRenderedPageBreak/>
         <w:t>答案:B</w:t>
       </w:r>
-      <w:proofErr w:type="spellEnd"/>
+    </w:p>
+    <w:p>
+      <w:pPr>
+        <w:spacing w:line="360" w:lineRule="auto"/>
+        <w:rPr>
+          <w:lang w:eastAsia="zh-CN"/>
+        </w:rPr>
+      </w:pPr>
+    </w:p>
+    <w:p>
+      <w:pPr>
+        <w:spacing w:line="360" w:lineRule="auto"/>
+        <w:rPr>
+          <w:lang w:eastAsia="zh-CN"/>
+        </w:rPr>
+      </w:pPr>
+      <w:r>
+        <w:rPr>
+          <w:rFonts w:hint="eastAsia"/>
+          <w:lang w:eastAsia="zh-CN"/>
+        </w:rPr>
+        <w:t>Havel-Hakimi定理：</w:t>
+      </w:r>
     </w:p>
     <w:p>
       <w:pPr>
         <w:spacing w:line="360" w:lineRule="auto"/>
         <w:rPr>
           <w:rFonts w:hint="eastAsia"/>
+          <w:lang w:eastAsia="zh-CN"/>
         </w:rPr>
       </w:pPr>
+      <w:r>
+        <w:rPr>
+          <w:lang w:eastAsia="zh-CN"/>
+        </w:rPr>
+        <w:drawing>
+          <wp:inline distT="0" distB="0" distL="0" distR="0" wp14:anchorId="42B41388" wp14:editId="2EF9F1F7">
+            <wp:extent cx="5486400" cy="6401435"/>
+            <wp:effectExtent l="0" t="0" r="0" b="0"/>
+            <wp:docPr id="600093134" name="图片 1"/>
+            <wp:cNvGraphicFramePr>
+              <a:graphicFrameLocks xmlns:a="http://schemas.openxmlformats.org/drawingml/2006/main" noChangeAspect="1"/>
+            </wp:cNvGraphicFramePr>
+            <a:graphic xmlns:a="http://schemas.openxmlformats.org/drawingml/2006/main">
+              <a:graphicData uri="http://schemas.openxmlformats.org/drawingml/2006/picture">
+                <pic:pic xmlns:pic="http://schemas.openxmlformats.org/drawingml/2006/picture">
+                  <pic:nvPicPr>
+                    <pic:cNvPr id="600093134" name=""/>
+                    <pic:cNvPicPr/>
+                  </pic:nvPicPr>
+                  <pic:blipFill>
+                    <a:blip r:embed="rId14"/>
+                    <a:stretch>
+                      <a:fillRect/>
+                    </a:stretch>
+                  </pic:blipFill>
+                  <pic:spPr>
+                    <a:xfrm>
+                      <a:off x="0" y="0"/>
+                      <a:ext cx="5486400" cy="6401435"/>
+                    </a:xfrm>
+                    <a:prstGeom prst="rect">
+                      <a:avLst/>
+                    </a:prstGeom>
+                  </pic:spPr>
+                </pic:pic>
+              </a:graphicData>
+            </a:graphic>
+          </wp:inline>
+        </w:drawing>
+      </w:r>
     </w:p>
     <w:sectPr>
       <w:pgSz w:w="12240" w:h="15840"/>
@@ -1485,6 +1455,68 @@
     </w:sectPr>
   </w:body>
 </w:document>
+</file>
+
+<file path=word/endnotes.xml><?xml version="1.0" encoding="utf-8"?>
+<w:endnotes xmlns:wpc="http://schemas.microsoft.com/office/word/2010/wordprocessingCanvas" xmlns:cx="http://schemas.microsoft.com/office/drawing/2014/chartex" xmlns:cx1="http://schemas.microsoft.com/office/drawing/2015/9/8/chartex" xmlns:cx2="http://schemas.microsoft.com/office/drawing/2015/10/21/chartex" xmlns:cx3="http://schemas.microsoft.com/office/drawing/2016/5/9/chartex" xmlns:cx4="http://schemas.microsoft.com/office/drawing/2016/5/10/chartex" xmlns:cx5="http://schemas.microsoft.com/office/drawing/2016/5/11/chartex" xmlns:cx6="http://schemas.microsoft.com/office/drawing/2016/5/12/chartex" xmlns:cx7="http://schemas.microsoft.com/office/drawing/2016/5/13/chartex" xmlns:cx8="http://schemas.microsoft.com/office/drawing/2016/5/14/chartex" xmlns:mc="http://schemas.openxmlformats.org/markup-compatibility/2006" xmlns:aink="http://schemas.microsoft.com/office/drawing/2016/ink" xmlns:am3d="http://schemas.microsoft.com/office/drawing/2017/model3d" xmlns:o="urn:schemas-microsoft-com:office:office" xmlns:oel="http://schemas.microsoft.com/office/2019/extlst" xmlns:r="http://schemas.openxmlformats.org/officeDocument/2006/relationships" xmlns:m="http://schemas.openxmlformats.org/officeDocument/2006/math" xmlns:v="urn:schemas-microsoft-com:vml" xmlns:wp14="http://schemas.microsoft.com/office/word/2010/wordprocessingDrawing" xmlns:wp="http://schemas.openxmlformats.org/drawingml/2006/wordprocessingDrawing" xmlns:w10="urn:schemas-microsoft-com:office:word" xmlns:w="http://schemas.openxmlformats.org/wordprocessingml/2006/main" xmlns:w14="http://schemas.microsoft.com/office/word/2010/wordml" xmlns:w15="http://schemas.microsoft.com/office/word/2012/wordml" xmlns:w16cex="http://schemas.microsoft.com/office/word/2018/wordml/cex" xmlns:w16cid="http://schemas.microsoft.com/office/word/2016/wordml/cid" xmlns:w16="http://schemas.microsoft.com/office/word/2018/wordml" xmlns:w16du="http://schemas.microsoft.com/office/word/2023/wordml/word16du" xmlns:w16sdtdh="http://schemas.microsoft.com/office/word/2020/wordml/sdtdatahash" xmlns:w16sdtfl="http://schemas.microsoft.com/office/word/2024/wordml/sdtformatlock" xmlns:w16se="http://schemas.microsoft.com/office/word/2015/wordml/symex" xmlns:wpg="http://schemas.microsoft.com/office/word/2010/wordprocessingGroup" xmlns:wpi="http://schemas.microsoft.com/office/word/2010/wordprocessingInk" xmlns:wne="http://schemas.microsoft.com/office/word/2006/wordml" xmlns:wps="http://schemas.microsoft.com/office/word/2010/wordprocessingShape" mc:Ignorable="w14 w15 w16se w16cid w16 w16cex w16sdtdh w16sdtfl w16du wp14">
+  <w:endnote w:type="separator" w:id="-1">
+    <w:p>
+      <w:pPr>
+        <w:spacing w:after="0" w:line="240" w:lineRule="auto"/>
+        <w:rPr>
+          <w:rFonts w:hint="eastAsia"/>
+        </w:rPr>
+      </w:pPr>
+      <w:r>
+        <w:separator/>
+      </w:r>
+    </w:p>
+  </w:endnote>
+  <w:endnote w:type="continuationSeparator" w:id="0">
+    <w:p>
+      <w:pPr>
+        <w:spacing w:after="0" w:line="240" w:lineRule="auto"/>
+        <w:rPr>
+          <w:rFonts w:hint="eastAsia"/>
+        </w:rPr>
+      </w:pPr>
+      <w:r>
+        <w:continuationSeparator/>
+      </w:r>
+    </w:p>
+  </w:endnote>
+</w:endnotes>
+</file>
+
+<file path=word/footnotes.xml><?xml version="1.0" encoding="utf-8"?>
+<w:footnotes xmlns:wpc="http://schemas.microsoft.com/office/word/2010/wordprocessingCanvas" xmlns:cx="http://schemas.microsoft.com/office/drawing/2014/chartex" xmlns:cx1="http://schemas.microsoft.com/office/drawing/2015/9/8/chartex" xmlns:cx2="http://schemas.microsoft.com/office/drawing/2015/10/21/chartex" xmlns:cx3="http://schemas.microsoft.com/office/drawing/2016/5/9/chartex" xmlns:cx4="http://schemas.microsoft.com/office/drawing/2016/5/10/chartex" xmlns:cx5="http://schemas.microsoft.com/office/drawing/2016/5/11/chartex" xmlns:cx6="http://schemas.microsoft.com/office/drawing/2016/5/12/chartex" xmlns:cx7="http://schemas.microsoft.com/office/drawing/2016/5/13/chartex" xmlns:cx8="http://schemas.microsoft.com/office/drawing/2016/5/14/chartex" xmlns:mc="http://schemas.openxmlformats.org/markup-compatibility/2006" xmlns:aink="http://schemas.microsoft.com/office/drawing/2016/ink" xmlns:am3d="http://schemas.microsoft.com/office/drawing/2017/model3d" xmlns:o="urn:schemas-microsoft-com:office:office" xmlns:oel="http://schemas.microsoft.com/office/2019/extlst" xmlns:r="http://schemas.openxmlformats.org/officeDocument/2006/relationships" xmlns:m="http://schemas.openxmlformats.org/officeDocument/2006/math" xmlns:v="urn:schemas-microsoft-com:vml" xmlns:wp14="http://schemas.microsoft.com/office/word/2010/wordprocessingDrawing" xmlns:wp="http://schemas.openxmlformats.org/drawingml/2006/wordprocessingDrawing" xmlns:w10="urn:schemas-microsoft-com:office:word" xmlns:w="http://schemas.openxmlformats.org/wordprocessingml/2006/main" xmlns:w14="http://schemas.microsoft.com/office/word/2010/wordml" xmlns:w15="http://schemas.microsoft.com/office/word/2012/wordml" xmlns:w16cex="http://schemas.microsoft.com/office/word/2018/wordml/cex" xmlns:w16cid="http://schemas.microsoft.com/office/word/2016/wordml/cid" xmlns:w16="http://schemas.microsoft.com/office/word/2018/wordml" xmlns:w16du="http://schemas.microsoft.com/office/word/2023/wordml/word16du" xmlns:w16sdtdh="http://schemas.microsoft.com/office/word/2020/wordml/sdtdatahash" xmlns:w16sdtfl="http://schemas.microsoft.com/office/word/2024/wordml/sdtformatlock" xmlns:w16se="http://schemas.microsoft.com/office/word/2015/wordml/symex" xmlns:wpg="http://schemas.microsoft.com/office/word/2010/wordprocessingGroup" xmlns:wpi="http://schemas.microsoft.com/office/word/2010/wordprocessingInk" xmlns:wne="http://schemas.microsoft.com/office/word/2006/wordml" xmlns:wps="http://schemas.microsoft.com/office/word/2010/wordprocessingShape" mc:Ignorable="w14 w15 w16se w16cid w16 w16cex w16sdtdh w16sdtfl w16du wp14">
+  <w:footnote w:type="separator" w:id="-1">
+    <w:p>
+      <w:pPr>
+        <w:spacing w:after="0" w:line="240" w:lineRule="auto"/>
+        <w:rPr>
+          <w:rFonts w:hint="eastAsia"/>
+        </w:rPr>
+      </w:pPr>
+      <w:r>
+        <w:separator/>
+      </w:r>
+    </w:p>
+  </w:footnote>
+  <w:footnote w:type="continuationSeparator" w:id="0">
+    <w:p>
+      <w:pPr>
+        <w:spacing w:after="0" w:line="240" w:lineRule="auto"/>
+        <w:rPr>
+          <w:rFonts w:hint="eastAsia"/>
+        </w:rPr>
+      </w:pPr>
+      <w:r>
+        <w:continuationSeparator/>
+      </w:r>
+    </w:p>
+  </w:footnote>
+</w:footnotes>
 </file>
 
 <file path=word/numbering.xml><?xml version="1.0" encoding="utf-8"?>
@@ -2413,6 +2445,7 @@
   <w:style w:type="character" w:default="1" w:styleId="a2">
     <w:name w:val="Default Paragraph Font"/>
     <w:uiPriority w:val="1"/>
+    <w:semiHidden/>
     <w:unhideWhenUsed/>
   </w:style>
   <w:style w:type="table" w:default="1" w:styleId="a3">

--- a/离散数学/集合论与图论/集合论与图论（下）课后习题/第3讲测验.docx
+++ b/离散数学/集合论与图论/集合论与图论（下）课后习题/第3讲测验.docx
@@ -1402,7 +1402,6 @@
       <w:pPr>
         <w:spacing w:line="360" w:lineRule="auto"/>
         <w:rPr>
-          <w:rFonts w:hint="eastAsia"/>
           <w:lang w:eastAsia="zh-CN"/>
         </w:rPr>
       </w:pPr>
@@ -1446,6 +1445,470 @@
           </wp:inline>
         </w:drawing>
       </w:r>
+      <w:r>
+        <w:rPr>
+          <w:rFonts w:hint="eastAsia"/>
+          <w:lang w:eastAsia="zh-CN"/>
+        </w:rPr>
+        <w:t>、</w:t>
+      </w:r>
+    </w:p>
+    <w:p>
+      <w:pPr>
+        <w:spacing w:line="360" w:lineRule="auto"/>
+        <w:rPr>
+          <w:lang w:eastAsia="zh-CN"/>
+        </w:rPr>
+      </w:pPr>
+    </w:p>
+    <w:p>
+      <w:pPr>
+        <w:spacing w:line="360" w:lineRule="auto"/>
+        <w:rPr>
+          <w:lang w:eastAsia="zh-CN"/>
+        </w:rPr>
+      </w:pPr>
+    </w:p>
+    <w:p>
+      <w:pPr>
+        <w:spacing w:line="360" w:lineRule="auto"/>
+        <w:rPr>
+          <w:rFonts w:hint="eastAsia"/>
+          <w:lang w:eastAsia="zh-CN"/>
+        </w:rPr>
+      </w:pPr>
+      <w:r>
+        <w:rPr>
+          <w:lang w:eastAsia="zh-CN"/>
+        </w:rPr>
+        <w:t>多分支平面图的欧拉公式</w:t>
+      </w:r>
+      <w:r>
+        <w:rPr>
+          <w:rFonts w:hint="eastAsia"/>
+          <w:lang w:eastAsia="zh-CN"/>
+        </w:rPr>
+        <w:t>：</w:t>
+      </w:r>
+    </w:p>
+    <w:p>
+      <w:pPr>
+        <w:spacing w:line="360" w:lineRule="auto"/>
+        <w:rPr>
+          <w:lang w:eastAsia="zh-CN"/>
+        </w:rPr>
+      </w:pPr>
+      <w:r>
+        <w:rPr>
+          <w:lang w:eastAsia="zh-CN"/>
+        </w:rPr>
+        <w:drawing>
+          <wp:inline distT="0" distB="0" distL="0" distR="0" wp14:anchorId="35E4C6F6" wp14:editId="595638AF">
+            <wp:extent cx="5486400" cy="5170805"/>
+            <wp:effectExtent l="0" t="0" r="0" b="0"/>
+            <wp:docPr id="162949925" name="图片 1"/>
+            <wp:cNvGraphicFramePr>
+              <a:graphicFrameLocks xmlns:a="http://schemas.openxmlformats.org/drawingml/2006/main" noChangeAspect="1"/>
+            </wp:cNvGraphicFramePr>
+            <a:graphic xmlns:a="http://schemas.openxmlformats.org/drawingml/2006/main">
+              <a:graphicData uri="http://schemas.openxmlformats.org/drawingml/2006/picture">
+                <pic:pic xmlns:pic="http://schemas.openxmlformats.org/drawingml/2006/picture">
+                  <pic:nvPicPr>
+                    <pic:cNvPr id="162949925" name=""/>
+                    <pic:cNvPicPr/>
+                  </pic:nvPicPr>
+                  <pic:blipFill>
+                    <a:blip r:embed="rId15"/>
+                    <a:stretch>
+                      <a:fillRect/>
+                    </a:stretch>
+                  </pic:blipFill>
+                  <pic:spPr>
+                    <a:xfrm>
+                      <a:off x="0" y="0"/>
+                      <a:ext cx="5486400" cy="5170805"/>
+                    </a:xfrm>
+                    <a:prstGeom prst="rect">
+                      <a:avLst/>
+                    </a:prstGeom>
+                  </pic:spPr>
+                </pic:pic>
+              </a:graphicData>
+            </a:graphic>
+          </wp:inline>
+        </w:drawing>
+      </w:r>
+      <w:r>
+        <w:rPr>
+          <w:lang w:eastAsia="zh-CN"/>
+        </w:rPr>
+        <w:t>对于</w:t>
+      </w:r>
+      <w:r>
+        <w:rPr>
+          <w:b/>
+          <w:bCs/>
+          <w:lang w:eastAsia="zh-CN"/>
+        </w:rPr>
+        <w:t>有</w:t>
+      </w:r>
+      <w:r>
+        <w:rPr>
+          <w:lang w:eastAsia="zh-CN"/>
+        </w:rPr>
+        <w:t>k</w:t>
+      </w:r>
+      <w:r>
+        <w:rPr>
+          <w:b/>
+          <w:bCs/>
+          <w:lang w:eastAsia="zh-CN"/>
+        </w:rPr>
+        <w:t>个连通分支的平面图</w:t>
+      </w:r>
+      <w:r>
+        <w:rPr>
+          <w:lang w:eastAsia="zh-CN"/>
+        </w:rPr>
+        <w:t>，欧拉公式为：</w:t>
+      </w:r>
+    </w:p>
+    <w:p>
+      <w:pPr>
+        <w:spacing w:line="360" w:lineRule="auto"/>
+        <w:rPr>
+          <w:b/>
+          <w:bCs/>
+          <w:sz w:val="44"/>
+          <w:szCs w:val="44"/>
+          <w:u w:val="single"/>
+          <w:lang w:eastAsia="zh-CN"/>
+        </w:rPr>
+      </w:pPr>
+      <w:r>
+        <w:rPr>
+          <w:b/>
+          <w:bCs/>
+          <w:sz w:val="44"/>
+          <w:szCs w:val="44"/>
+          <w:u w:val="single"/>
+          <w:lang w:eastAsia="zh-CN"/>
+        </w:rPr>
+        <w:t>n</w:t>
+      </w:r>
+      <w:r>
+        <w:rPr>
+          <w:rFonts w:ascii="Cambria Math" w:hAnsi="Cambria Math" w:cs="Cambria Math"/>
+          <w:b/>
+          <w:bCs/>
+          <w:sz w:val="44"/>
+          <w:szCs w:val="44"/>
+          <w:u w:val="single"/>
+          <w:lang w:eastAsia="zh-CN"/>
+        </w:rPr>
+        <w:t>−</w:t>
+      </w:r>
+      <w:r>
+        <w:rPr>
+          <w:b/>
+          <w:bCs/>
+          <w:sz w:val="44"/>
+          <w:szCs w:val="44"/>
+          <w:u w:val="single"/>
+          <w:lang w:eastAsia="zh-CN"/>
+        </w:rPr>
+        <w:t>m+r=k+1</w:t>
+      </w:r>
+    </w:p>
+    <w:p>
+      <w:pPr>
+        <w:spacing w:line="360" w:lineRule="auto"/>
+        <w:rPr>
+          <w:lang w:eastAsia="zh-CN"/>
+        </w:rPr>
+      </w:pPr>
+      <w:r>
+        <w:rPr>
+          <w:lang w:eastAsia="zh-CN"/>
+        </w:rPr>
+        <w:t>其中：</w:t>
+      </w:r>
+    </w:p>
+    <w:p>
+      <w:pPr>
+        <w:numPr>
+          <w:ilvl w:val="0"/>
+          <w:numId w:val="11"/>
+        </w:numPr>
+        <w:spacing w:line="360" w:lineRule="auto"/>
+        <w:rPr>
+          <w:lang w:eastAsia="zh-CN"/>
+        </w:rPr>
+      </w:pPr>
+      <w:r>
+        <w:rPr>
+          <w:lang w:eastAsia="zh-CN"/>
+        </w:rPr>
+        <w:t>n：顶点数</w:t>
+      </w:r>
+    </w:p>
+    <w:p>
+      <w:pPr>
+        <w:numPr>
+          <w:ilvl w:val="0"/>
+          <w:numId w:val="11"/>
+        </w:numPr>
+        <w:spacing w:line="360" w:lineRule="auto"/>
+        <w:rPr>
+          <w:lang w:eastAsia="zh-CN"/>
+        </w:rPr>
+      </w:pPr>
+      <w:r>
+        <w:rPr>
+          <w:lang w:eastAsia="zh-CN"/>
+        </w:rPr>
+        <w:t>m：边数</w:t>
+      </w:r>
+    </w:p>
+    <w:p>
+      <w:pPr>
+        <w:numPr>
+          <w:ilvl w:val="0"/>
+          <w:numId w:val="11"/>
+        </w:numPr>
+        <w:spacing w:line="360" w:lineRule="auto"/>
+        <w:rPr>
+          <w:lang w:eastAsia="zh-CN"/>
+        </w:rPr>
+      </w:pPr>
+      <w:r>
+        <w:rPr>
+          <w:lang w:eastAsia="zh-CN"/>
+        </w:rPr>
+        <w:lastRenderedPageBreak/>
+        <w:t>r：面数（包含外部无限面）</w:t>
+      </w:r>
+    </w:p>
+    <w:p>
+      <w:pPr>
+        <w:numPr>
+          <w:ilvl w:val="0"/>
+          <w:numId w:val="11"/>
+        </w:numPr>
+        <w:spacing w:line="360" w:lineRule="auto"/>
+        <w:rPr>
+          <w:lang w:eastAsia="zh-CN"/>
+        </w:rPr>
+      </w:pPr>
+      <w:r>
+        <w:rPr>
+          <w:lang w:eastAsia="zh-CN"/>
+        </w:rPr>
+        <w:t>k：连通分支数</w:t>
+      </w:r>
+    </w:p>
+    <w:p>
+      <w:pPr>
+        <w:spacing w:line="360" w:lineRule="auto"/>
+        <w:rPr>
+          <w:lang w:eastAsia="zh-CN"/>
+        </w:rPr>
+      </w:pPr>
+      <w:r>
+        <w:rPr>
+          <w:lang w:eastAsia="zh-CN"/>
+        </w:rPr>
+        <w:t>2. 代入已知条件计算</w:t>
+      </w:r>
+    </w:p>
+    <w:p>
+      <w:pPr>
+        <w:spacing w:line="360" w:lineRule="auto"/>
+        <w:rPr>
+          <w:lang w:eastAsia="zh-CN"/>
+        </w:rPr>
+      </w:pPr>
+      <w:r>
+        <w:rPr>
+          <w:lang w:eastAsia="zh-CN"/>
+        </w:rPr>
+        <w:t>题目给出：</w:t>
+      </w:r>
+    </w:p>
+    <w:p>
+      <w:pPr>
+        <w:numPr>
+          <w:ilvl w:val="0"/>
+          <w:numId w:val="12"/>
+        </w:numPr>
+        <w:spacing w:line="360" w:lineRule="auto"/>
+        <w:rPr>
+          <w:lang w:eastAsia="zh-CN"/>
+        </w:rPr>
+      </w:pPr>
+      <w:r>
+        <w:rPr>
+          <w:lang w:eastAsia="zh-CN"/>
+        </w:rPr>
+        <w:t>顶点数 n=8</w:t>
+      </w:r>
+    </w:p>
+    <w:p>
+      <w:pPr>
+        <w:numPr>
+          <w:ilvl w:val="0"/>
+          <w:numId w:val="12"/>
+        </w:numPr>
+        <w:spacing w:line="360" w:lineRule="auto"/>
+        <w:rPr>
+          <w:lang w:eastAsia="zh-CN"/>
+        </w:rPr>
+      </w:pPr>
+      <w:r>
+        <w:rPr>
+          <w:lang w:eastAsia="zh-CN"/>
+        </w:rPr>
+        <w:t>边数 m=12</w:t>
+      </w:r>
+    </w:p>
+    <w:p>
+      <w:pPr>
+        <w:numPr>
+          <w:ilvl w:val="0"/>
+          <w:numId w:val="12"/>
+        </w:numPr>
+        <w:spacing w:line="360" w:lineRule="auto"/>
+        <w:rPr>
+          <w:lang w:eastAsia="zh-CN"/>
+        </w:rPr>
+      </w:pPr>
+      <w:r>
+        <w:rPr>
+          <w:lang w:eastAsia="zh-CN"/>
+        </w:rPr>
+        <w:t>分支数 k=2</w:t>
+      </w:r>
+    </w:p>
+    <w:p>
+      <w:pPr>
+        <w:spacing w:line="360" w:lineRule="auto"/>
+        <w:rPr>
+          <w:lang w:eastAsia="zh-CN"/>
+        </w:rPr>
+      </w:pPr>
+      <w:r>
+        <w:rPr>
+          <w:lang w:eastAsia="zh-CN"/>
+        </w:rPr>
+        <w:t>将数值代入公式：</w:t>
+      </w:r>
+    </w:p>
+    <w:p>
+      <w:pPr>
+        <w:spacing w:line="360" w:lineRule="auto"/>
+        <w:rPr>
+          <w:rFonts w:ascii="Segoe UI Emoji" w:hAnsi="Segoe UI Emoji" w:cs="Segoe UI Emoji"/>
+          <w:lang w:eastAsia="zh-CN"/>
+        </w:rPr>
+      </w:pPr>
+      <w:r>
+        <w:rPr>
+          <w:lang w:eastAsia="zh-CN"/>
+        </w:rPr>
+        <w:drawing>
+          <wp:inline distT="0" distB="0" distL="0" distR="0" wp14:anchorId="2EB6F99F" wp14:editId="3C931198">
+            <wp:extent cx="2629267" cy="1333686"/>
+            <wp:effectExtent l="0" t="0" r="0" b="0"/>
+            <wp:docPr id="1561481803" name="图片 1"/>
+            <wp:cNvGraphicFramePr>
+              <a:graphicFrameLocks xmlns:a="http://schemas.openxmlformats.org/drawingml/2006/main" noChangeAspect="1"/>
+            </wp:cNvGraphicFramePr>
+            <a:graphic xmlns:a="http://schemas.openxmlformats.org/drawingml/2006/main">
+              <a:graphicData uri="http://schemas.openxmlformats.org/drawingml/2006/picture">
+                <pic:pic xmlns:pic="http://schemas.openxmlformats.org/drawingml/2006/picture">
+                  <pic:nvPicPr>
+                    <pic:cNvPr id="1561481803" name=""/>
+                    <pic:cNvPicPr/>
+                  </pic:nvPicPr>
+                  <pic:blipFill>
+                    <a:blip r:embed="rId16"/>
+                    <a:stretch>
+                      <a:fillRect/>
+                    </a:stretch>
+                  </pic:blipFill>
+                  <pic:spPr>
+                    <a:xfrm>
+                      <a:off x="0" y="0"/>
+                      <a:ext cx="2629267" cy="1333686"/>
+                    </a:xfrm>
+                    <a:prstGeom prst="rect">
+                      <a:avLst/>
+                    </a:prstGeom>
+                  </pic:spPr>
+                </pic:pic>
+              </a:graphicData>
+            </a:graphic>
+          </wp:inline>
+        </w:drawing>
+      </w:r>
+    </w:p>
+    <w:p>
+      <w:pPr>
+        <w:spacing w:line="360" w:lineRule="auto"/>
+        <w:rPr>
+          <w:lang w:eastAsia="zh-CN"/>
+        </w:rPr>
+      </w:pPr>
+      <w:r>
+        <w:rPr>
+          <w:rFonts w:ascii="Segoe UI Emoji" w:hAnsi="Segoe UI Emoji" w:cs="Segoe UI Emoji"/>
+          <w:lang w:eastAsia="zh-CN"/>
+        </w:rPr>
+        <w:t>⚠️</w:t>
+      </w:r>
+      <w:r>
+        <w:rPr>
+          <w:lang w:eastAsia="zh-CN"/>
+        </w:rPr>
+        <w:t xml:space="preserve"> 注意：这里的r=7是</w:t>
+      </w:r>
+      <w:r>
+        <w:rPr>
+          <w:b/>
+          <w:bCs/>
+          <w:lang w:eastAsia="zh-CN"/>
+        </w:rPr>
+        <w:t>内部面数</w:t>
+      </w:r>
+      <w:r>
+        <w:rPr>
+          <w:lang w:eastAsia="zh-CN"/>
+        </w:rPr>
+        <w:t>，平面图的总面数需要加上</w:t>
+      </w:r>
+      <w:r>
+        <w:rPr>
+          <w:b/>
+          <w:bCs/>
+          <w:lang w:eastAsia="zh-CN"/>
+        </w:rPr>
+        <w:t>外部无限面</w:t>
+      </w:r>
+      <w:r>
+        <w:rPr>
+          <w:lang w:eastAsia="zh-CN"/>
+        </w:rPr>
+        <w:t>，因此总面数为 7+1=8。</w:t>
+      </w:r>
+    </w:p>
+    <w:p>
+      <w:pPr>
+        <w:spacing w:line="360" w:lineRule="auto"/>
+        <w:rPr>
+          <w:rFonts w:hint="eastAsia"/>
+          <w:lang w:eastAsia="zh-CN"/>
+        </w:rPr>
+      </w:pPr>
     </w:p>
     <w:sectPr>
       <w:pgSz w:w="12240" w:h="15840"/>
@@ -1693,6 +2156,304 @@
     </w:lvl>
   </w:abstractNum>
   <w:abstractNum w:abstractNumId="9" w15:restartNumberingAfterBreak="0">
+    <w:nsid w:val="4F5D6D84"/>
+    <w:multiLevelType w:val="multilevel"/>
+    <w:tmpl w:val="7D4E750E"/>
+    <w:lvl w:ilvl="0">
+      <w:start w:val="1"/>
+      <w:numFmt w:val="bullet"/>
+      <w:lvlText w:val=""/>
+      <w:lvlJc w:val="left"/>
+      <w:pPr>
+        <w:tabs>
+          <w:tab w:val="num" w:pos="720"/>
+        </w:tabs>
+        <w:ind w:left="720" w:hanging="360"/>
+      </w:pPr>
+      <w:rPr>
+        <w:rFonts w:ascii="Symbol" w:hAnsi="Symbol" w:hint="default"/>
+        <w:sz w:val="20"/>
+      </w:rPr>
+    </w:lvl>
+    <w:lvl w:ilvl="1" w:tentative="1">
+      <w:start w:val="1"/>
+      <w:numFmt w:val="bullet"/>
+      <w:lvlText w:val="o"/>
+      <w:lvlJc w:val="left"/>
+      <w:pPr>
+        <w:tabs>
+          <w:tab w:val="num" w:pos="1440"/>
+        </w:tabs>
+        <w:ind w:left="1440" w:hanging="360"/>
+      </w:pPr>
+      <w:rPr>
+        <w:rFonts w:ascii="Courier New" w:hAnsi="Courier New" w:hint="default"/>
+        <w:sz w:val="20"/>
+      </w:rPr>
+    </w:lvl>
+    <w:lvl w:ilvl="2" w:tentative="1">
+      <w:start w:val="1"/>
+      <w:numFmt w:val="bullet"/>
+      <w:lvlText w:val=""/>
+      <w:lvlJc w:val="left"/>
+      <w:pPr>
+        <w:tabs>
+          <w:tab w:val="num" w:pos="2160"/>
+        </w:tabs>
+        <w:ind w:left="2160" w:hanging="360"/>
+      </w:pPr>
+      <w:rPr>
+        <w:rFonts w:ascii="Wingdings" w:hAnsi="Wingdings" w:hint="default"/>
+        <w:sz w:val="20"/>
+      </w:rPr>
+    </w:lvl>
+    <w:lvl w:ilvl="3" w:tentative="1">
+      <w:start w:val="1"/>
+      <w:numFmt w:val="bullet"/>
+      <w:lvlText w:val=""/>
+      <w:lvlJc w:val="left"/>
+      <w:pPr>
+        <w:tabs>
+          <w:tab w:val="num" w:pos="2880"/>
+        </w:tabs>
+        <w:ind w:left="2880" w:hanging="360"/>
+      </w:pPr>
+      <w:rPr>
+        <w:rFonts w:ascii="Wingdings" w:hAnsi="Wingdings" w:hint="default"/>
+        <w:sz w:val="20"/>
+      </w:rPr>
+    </w:lvl>
+    <w:lvl w:ilvl="4" w:tentative="1">
+      <w:start w:val="1"/>
+      <w:numFmt w:val="bullet"/>
+      <w:lvlText w:val=""/>
+      <w:lvlJc w:val="left"/>
+      <w:pPr>
+        <w:tabs>
+          <w:tab w:val="num" w:pos="3600"/>
+        </w:tabs>
+        <w:ind w:left="3600" w:hanging="360"/>
+      </w:pPr>
+      <w:rPr>
+        <w:rFonts w:ascii="Wingdings" w:hAnsi="Wingdings" w:hint="default"/>
+        <w:sz w:val="20"/>
+      </w:rPr>
+    </w:lvl>
+    <w:lvl w:ilvl="5" w:tentative="1">
+      <w:start w:val="1"/>
+      <w:numFmt w:val="bullet"/>
+      <w:lvlText w:val=""/>
+      <w:lvlJc w:val="left"/>
+      <w:pPr>
+        <w:tabs>
+          <w:tab w:val="num" w:pos="4320"/>
+        </w:tabs>
+        <w:ind w:left="4320" w:hanging="360"/>
+      </w:pPr>
+      <w:rPr>
+        <w:rFonts w:ascii="Wingdings" w:hAnsi="Wingdings" w:hint="default"/>
+        <w:sz w:val="20"/>
+      </w:rPr>
+    </w:lvl>
+    <w:lvl w:ilvl="6" w:tentative="1">
+      <w:start w:val="1"/>
+      <w:numFmt w:val="bullet"/>
+      <w:lvlText w:val=""/>
+      <w:lvlJc w:val="left"/>
+      <w:pPr>
+        <w:tabs>
+          <w:tab w:val="num" w:pos="5040"/>
+        </w:tabs>
+        <w:ind w:left="5040" w:hanging="360"/>
+      </w:pPr>
+      <w:rPr>
+        <w:rFonts w:ascii="Wingdings" w:hAnsi="Wingdings" w:hint="default"/>
+        <w:sz w:val="20"/>
+      </w:rPr>
+    </w:lvl>
+    <w:lvl w:ilvl="7" w:tentative="1">
+      <w:start w:val="1"/>
+      <w:numFmt w:val="bullet"/>
+      <w:lvlText w:val=""/>
+      <w:lvlJc w:val="left"/>
+      <w:pPr>
+        <w:tabs>
+          <w:tab w:val="num" w:pos="5760"/>
+        </w:tabs>
+        <w:ind w:left="5760" w:hanging="360"/>
+      </w:pPr>
+      <w:rPr>
+        <w:rFonts w:ascii="Wingdings" w:hAnsi="Wingdings" w:hint="default"/>
+        <w:sz w:val="20"/>
+      </w:rPr>
+    </w:lvl>
+    <w:lvl w:ilvl="8" w:tentative="1">
+      <w:start w:val="1"/>
+      <w:numFmt w:val="bullet"/>
+      <w:lvlText w:val=""/>
+      <w:lvlJc w:val="left"/>
+      <w:pPr>
+        <w:tabs>
+          <w:tab w:val="num" w:pos="6480"/>
+        </w:tabs>
+        <w:ind w:left="6480" w:hanging="360"/>
+      </w:pPr>
+      <w:rPr>
+        <w:rFonts w:ascii="Wingdings" w:hAnsi="Wingdings" w:hint="default"/>
+        <w:sz w:val="20"/>
+      </w:rPr>
+    </w:lvl>
+  </w:abstractNum>
+  <w:abstractNum w:abstractNumId="10" w15:restartNumberingAfterBreak="0">
+    <w:nsid w:val="58DB1724"/>
+    <w:multiLevelType w:val="multilevel"/>
+    <w:tmpl w:val="D8D2984C"/>
+    <w:lvl w:ilvl="0">
+      <w:start w:val="1"/>
+      <w:numFmt w:val="bullet"/>
+      <w:lvlText w:val=""/>
+      <w:lvlJc w:val="left"/>
+      <w:pPr>
+        <w:tabs>
+          <w:tab w:val="num" w:pos="720"/>
+        </w:tabs>
+        <w:ind w:left="720" w:hanging="360"/>
+      </w:pPr>
+      <w:rPr>
+        <w:rFonts w:ascii="Symbol" w:hAnsi="Symbol" w:hint="default"/>
+        <w:sz w:val="20"/>
+      </w:rPr>
+    </w:lvl>
+    <w:lvl w:ilvl="1" w:tentative="1">
+      <w:start w:val="1"/>
+      <w:numFmt w:val="bullet"/>
+      <w:lvlText w:val="o"/>
+      <w:lvlJc w:val="left"/>
+      <w:pPr>
+        <w:tabs>
+          <w:tab w:val="num" w:pos="1440"/>
+        </w:tabs>
+        <w:ind w:left="1440" w:hanging="360"/>
+      </w:pPr>
+      <w:rPr>
+        <w:rFonts w:ascii="Courier New" w:hAnsi="Courier New" w:hint="default"/>
+        <w:sz w:val="20"/>
+      </w:rPr>
+    </w:lvl>
+    <w:lvl w:ilvl="2" w:tentative="1">
+      <w:start w:val="1"/>
+      <w:numFmt w:val="bullet"/>
+      <w:lvlText w:val=""/>
+      <w:lvlJc w:val="left"/>
+      <w:pPr>
+        <w:tabs>
+          <w:tab w:val="num" w:pos="2160"/>
+        </w:tabs>
+        <w:ind w:left="2160" w:hanging="360"/>
+      </w:pPr>
+      <w:rPr>
+        <w:rFonts w:ascii="Wingdings" w:hAnsi="Wingdings" w:hint="default"/>
+        <w:sz w:val="20"/>
+      </w:rPr>
+    </w:lvl>
+    <w:lvl w:ilvl="3" w:tentative="1">
+      <w:start w:val="1"/>
+      <w:numFmt w:val="bullet"/>
+      <w:lvlText w:val=""/>
+      <w:lvlJc w:val="left"/>
+      <w:pPr>
+        <w:tabs>
+          <w:tab w:val="num" w:pos="2880"/>
+        </w:tabs>
+        <w:ind w:left="2880" w:hanging="360"/>
+      </w:pPr>
+      <w:rPr>
+        <w:rFonts w:ascii="Wingdings" w:hAnsi="Wingdings" w:hint="default"/>
+        <w:sz w:val="20"/>
+      </w:rPr>
+    </w:lvl>
+    <w:lvl w:ilvl="4" w:tentative="1">
+      <w:start w:val="1"/>
+      <w:numFmt w:val="bullet"/>
+      <w:lvlText w:val=""/>
+      <w:lvlJc w:val="left"/>
+      <w:pPr>
+        <w:tabs>
+          <w:tab w:val="num" w:pos="3600"/>
+        </w:tabs>
+        <w:ind w:left="3600" w:hanging="360"/>
+      </w:pPr>
+      <w:rPr>
+        <w:rFonts w:ascii="Wingdings" w:hAnsi="Wingdings" w:hint="default"/>
+        <w:sz w:val="20"/>
+      </w:rPr>
+    </w:lvl>
+    <w:lvl w:ilvl="5" w:tentative="1">
+      <w:start w:val="1"/>
+      <w:numFmt w:val="bullet"/>
+      <w:lvlText w:val=""/>
+      <w:lvlJc w:val="left"/>
+      <w:pPr>
+        <w:tabs>
+          <w:tab w:val="num" w:pos="4320"/>
+        </w:tabs>
+        <w:ind w:left="4320" w:hanging="360"/>
+      </w:pPr>
+      <w:rPr>
+        <w:rFonts w:ascii="Wingdings" w:hAnsi="Wingdings" w:hint="default"/>
+        <w:sz w:val="20"/>
+      </w:rPr>
+    </w:lvl>
+    <w:lvl w:ilvl="6" w:tentative="1">
+      <w:start w:val="1"/>
+      <w:numFmt w:val="bullet"/>
+      <w:lvlText w:val=""/>
+      <w:lvlJc w:val="left"/>
+      <w:pPr>
+        <w:tabs>
+          <w:tab w:val="num" w:pos="5040"/>
+        </w:tabs>
+        <w:ind w:left="5040" w:hanging="360"/>
+      </w:pPr>
+      <w:rPr>
+        <w:rFonts w:ascii="Wingdings" w:hAnsi="Wingdings" w:hint="default"/>
+        <w:sz w:val="20"/>
+      </w:rPr>
+    </w:lvl>
+    <w:lvl w:ilvl="7" w:tentative="1">
+      <w:start w:val="1"/>
+      <w:numFmt w:val="bullet"/>
+      <w:lvlText w:val=""/>
+      <w:lvlJc w:val="left"/>
+      <w:pPr>
+        <w:tabs>
+          <w:tab w:val="num" w:pos="5760"/>
+        </w:tabs>
+        <w:ind w:left="5760" w:hanging="360"/>
+      </w:pPr>
+      <w:rPr>
+        <w:rFonts w:ascii="Wingdings" w:hAnsi="Wingdings" w:hint="default"/>
+        <w:sz w:val="20"/>
+      </w:rPr>
+    </w:lvl>
+    <w:lvl w:ilvl="8" w:tentative="1">
+      <w:start w:val="1"/>
+      <w:numFmt w:val="bullet"/>
+      <w:lvlText w:val=""/>
+      <w:lvlJc w:val="left"/>
+      <w:pPr>
+        <w:tabs>
+          <w:tab w:val="num" w:pos="6480"/>
+        </w:tabs>
+        <w:ind w:left="6480" w:hanging="360"/>
+      </w:pPr>
+      <w:rPr>
+        <w:rFonts w:ascii="Wingdings" w:hAnsi="Wingdings" w:hint="default"/>
+        <w:sz w:val="20"/>
+      </w:rPr>
+    </w:lvl>
+  </w:abstractNum>
+  <w:abstractNum w:abstractNumId="11" w15:restartNumberingAfterBreak="0">
     <w:nsid w:val="7F011A5D"/>
     <w:multiLevelType w:val="multilevel"/>
     <w:tmpl w:val="2E668808"/>
@@ -1833,6 +2594,12 @@
     <w:abstractNumId w:val="0"/>
   </w:num>
   <w:num w:numId="10" w16cid:durableId="575017066">
+    <w:abstractNumId w:val="11"/>
+  </w:num>
+  <w:num w:numId="11" w16cid:durableId="575168880">
+    <w:abstractNumId w:val="10"/>
+  </w:num>
+  <w:num w:numId="12" w16cid:durableId="457916395">
     <w:abstractNumId w:val="9"/>
   </w:num>
 </w:numbering>
@@ -2445,7 +3212,6 @@
   <w:style w:type="character" w:default="1" w:styleId="a2">
     <w:name w:val="Default Paragraph Font"/>
     <w:uiPriority w:val="1"/>
-    <w:semiHidden/>
     <w:unhideWhenUsed/>
   </w:style>
   <w:style w:type="table" w:default="1" w:styleId="a3">

--- a/离散数学/集合论与图论/集合论与图论（下）课后习题/第3讲测验.docx
+++ b/离散数学/集合论与图论/集合论与图论（下）课后习题/第3讲测验.docx
@@ -25,11 +25,13 @@
         <w:rPr>
           <w:rFonts w:hint="eastAsia"/>
           <w:highlight w:val="yellow"/>
+          <w:lang w:eastAsia="zh-CN"/>
         </w:rPr>
       </w:pPr>
       <w:r>
         <w:rPr>
           <w:highlight w:val="yellow"/>
+          <w:lang w:eastAsia="zh-CN"/>
         </w:rPr>
         <w:t>A,</w:t>
       </w:r>
@@ -81,11 +83,13 @@
         <w:rPr>
           <w:rFonts w:hint="eastAsia"/>
           <w:highlight w:val="yellow"/>
+          <w:lang w:eastAsia="zh-CN"/>
         </w:rPr>
       </w:pPr>
       <w:r>
         <w:rPr>
           <w:highlight w:val="yellow"/>
+          <w:lang w:eastAsia="zh-CN"/>
         </w:rPr>
         <w:t>B,</w:t>
       </w:r>
@@ -137,11 +141,13 @@
         <w:rPr>
           <w:rFonts w:hint="eastAsia"/>
           <w:highlight w:val="yellow"/>
+          <w:lang w:eastAsia="zh-CN"/>
         </w:rPr>
       </w:pPr>
       <w:r>
         <w:rPr>
           <w:highlight w:val="yellow"/>
+          <w:lang w:eastAsia="zh-CN"/>
         </w:rPr>
         <w:t>C,</w:t>
       </w:r>
@@ -193,11 +199,13 @@
         <w:rPr>
           <w:rFonts w:hint="eastAsia"/>
           <w:highlight w:val="yellow"/>
+          <w:lang w:eastAsia="zh-CN"/>
         </w:rPr>
       </w:pPr>
       <w:r>
         <w:rPr>
           <w:highlight w:val="yellow"/>
+          <w:lang w:eastAsia="zh-CN"/>
         </w:rPr>
         <w:t>D,</w:t>
       </w:r>
@@ -249,11 +257,13 @@
         <w:rPr>
           <w:rFonts w:hint="eastAsia"/>
           <w:highlight w:val="yellow"/>
+          <w:lang w:eastAsia="zh-CN"/>
         </w:rPr>
       </w:pPr>
       <w:r>
         <w:rPr>
           <w:highlight w:val="yellow"/>
+          <w:lang w:eastAsia="zh-CN"/>
         </w:rPr>
         <w:t>答案:A</w:t>
       </w:r>
@@ -316,8 +326,19 @@
           <w:highlight w:val="yellow"/>
           <w:lang w:eastAsia="zh-CN"/>
         </w:rPr>
-        <w:t>欧拉开迹</w:t>
+        <w:t>欧拉开</w:t>
       </w:r>
+      <w:proofErr w:type="gramStart"/>
+      <w:r>
+        <w:rPr>
+          <w:b/>
+          <w:bCs/>
+          <w:highlight w:val="yellow"/>
+          <w:lang w:eastAsia="zh-CN"/>
+        </w:rPr>
+        <w:t>迹</w:t>
+      </w:r>
+      <w:proofErr w:type="gramEnd"/>
       <w:r>
         <w:rPr>
           <w:highlight w:val="yellow"/>
@@ -335,13 +356,23 @@
           <w:lang w:eastAsia="zh-CN"/>
         </w:rPr>
       </w:pPr>
+      <w:proofErr w:type="gramStart"/>
       <w:r>
         <w:rPr>
           <w:rFonts w:hint="eastAsia"/>
           <w:highlight w:val="yellow"/>
           <w:lang w:eastAsia="zh-CN"/>
         </w:rPr>
-        <w:t>0个奇度顶点 → 存在欧拉回路</w:t>
+        <w:t>0个奇度顶点</w:t>
+      </w:r>
+      <w:proofErr w:type="gramEnd"/>
+      <w:r>
+        <w:rPr>
+          <w:rFonts w:hint="eastAsia"/>
+          <w:highlight w:val="yellow"/>
+          <w:lang w:eastAsia="zh-CN"/>
+        </w:rPr>
+        <w:t xml:space="preserve"> → 存在欧拉回路</w:t>
       </w:r>
     </w:p>
     <w:p>
@@ -353,13 +384,41 @@
           <w:lang w:eastAsia="zh-CN"/>
         </w:rPr>
       </w:pPr>
+      <w:proofErr w:type="gramStart"/>
       <w:r>
         <w:rPr>
           <w:rFonts w:hint="eastAsia"/>
           <w:highlight w:val="yellow"/>
           <w:lang w:eastAsia="zh-CN"/>
         </w:rPr>
-        <w:t>2个奇度顶点 → 存在欧拉开迹（从一个奇度点出发，到另一个结束）</w:t>
+        <w:t>2个奇度顶点</w:t>
+      </w:r>
+      <w:proofErr w:type="gramEnd"/>
+      <w:r>
+        <w:rPr>
+          <w:rFonts w:hint="eastAsia"/>
+          <w:highlight w:val="yellow"/>
+          <w:lang w:eastAsia="zh-CN"/>
+        </w:rPr>
+        <w:t xml:space="preserve"> → 存在欧拉开迹（从一个</w:t>
+      </w:r>
+      <w:proofErr w:type="gramStart"/>
+      <w:r>
+        <w:rPr>
+          <w:rFonts w:hint="eastAsia"/>
+          <w:highlight w:val="yellow"/>
+          <w:lang w:eastAsia="zh-CN"/>
+        </w:rPr>
+        <w:t>奇度点</w:t>
+      </w:r>
+      <w:proofErr w:type="gramEnd"/>
+      <w:r>
+        <w:rPr>
+          <w:rFonts w:hint="eastAsia"/>
+          <w:highlight w:val="yellow"/>
+          <w:lang w:eastAsia="zh-CN"/>
+        </w:rPr>
+        <w:t>出发，到另一个结束）</w:t>
       </w:r>
     </w:p>
     <w:p>
@@ -376,7 +435,25 @@
           <w:highlight w:val="yellow"/>
           <w:lang w:eastAsia="zh-CN"/>
         </w:rPr>
-        <w:t>4个及以上奇度顶点 → 不存在欧拉迹</w:t>
+        <w:t>4个及</w:t>
+      </w:r>
+      <w:proofErr w:type="gramStart"/>
+      <w:r>
+        <w:rPr>
+          <w:rFonts w:hint="eastAsia"/>
+          <w:highlight w:val="yellow"/>
+          <w:lang w:eastAsia="zh-CN"/>
+        </w:rPr>
+        <w:t>以上奇度</w:t>
+      </w:r>
+      <w:proofErr w:type="gramEnd"/>
+      <w:r>
+        <w:rPr>
+          <w:rFonts w:hint="eastAsia"/>
+          <w:highlight w:val="yellow"/>
+          <w:lang w:eastAsia="zh-CN"/>
+        </w:rPr>
+        <w:t>顶点 → 不存在欧拉迹</w:t>
       </w:r>
     </w:p>
     <w:p>
@@ -393,7 +470,43 @@
           <w:highlight w:val="yellow"/>
           <w:lang w:eastAsia="zh-CN"/>
         </w:rPr>
-        <w:t>奇数度肯定是偶数倍的（握手）</w:t>
+        <w:t>奇数</w:t>
+      </w:r>
+      <w:proofErr w:type="gramStart"/>
+      <w:r>
+        <w:rPr>
+          <w:rFonts w:hint="eastAsia"/>
+          <w:highlight w:val="yellow"/>
+          <w:lang w:eastAsia="zh-CN"/>
+        </w:rPr>
+        <w:t>度肯定</w:t>
+      </w:r>
+      <w:proofErr w:type="gramEnd"/>
+      <w:r>
+        <w:rPr>
+          <w:rFonts w:hint="eastAsia"/>
+          <w:highlight w:val="yellow"/>
+          <w:lang w:eastAsia="zh-CN"/>
+        </w:rPr>
+        <w:t>是偶数</w:t>
+      </w:r>
+      <w:proofErr w:type="gramStart"/>
+      <w:r>
+        <w:rPr>
+          <w:rFonts w:hint="eastAsia"/>
+          <w:highlight w:val="yellow"/>
+          <w:lang w:eastAsia="zh-CN"/>
+        </w:rPr>
+        <w:t>倍</w:t>
+      </w:r>
+      <w:proofErr w:type="gramEnd"/>
+      <w:r>
+        <w:rPr>
+          <w:rFonts w:hint="eastAsia"/>
+          <w:highlight w:val="yellow"/>
+          <w:lang w:eastAsia="zh-CN"/>
+        </w:rPr>
+        <w:t>的（握手）</w:t>
       </w:r>
     </w:p>
     <w:p>
@@ -690,7 +803,29 @@
           <w:highlight w:val="yellow"/>
           <w:lang w:eastAsia="zh-CN"/>
         </w:rPr>
-        <w:t>所需笔数 = 奇度顶点数 ÷ 2</w:t>
+        <w:t xml:space="preserve">所需笔数 = </w:t>
+      </w:r>
+      <w:proofErr w:type="gramStart"/>
+      <w:r>
+        <w:rPr>
+          <w:rFonts w:hint="eastAsia"/>
+          <w:b/>
+          <w:bCs/>
+          <w:highlight w:val="yellow"/>
+          <w:lang w:eastAsia="zh-CN"/>
+        </w:rPr>
+        <w:t>奇度顶点</w:t>
+      </w:r>
+      <w:proofErr w:type="gramEnd"/>
+      <w:r>
+        <w:rPr>
+          <w:rFonts w:hint="eastAsia"/>
+          <w:b/>
+          <w:bCs/>
+          <w:highlight w:val="yellow"/>
+          <w:lang w:eastAsia="zh-CN"/>
+        </w:rPr>
+        <w:t>数 ÷ 2</w:t>
       </w:r>
     </w:p>
     <w:p>
@@ -929,9 +1064,11 @@
           <w:rFonts w:hint="eastAsia"/>
         </w:rPr>
       </w:pPr>
+      <w:proofErr w:type="spellStart"/>
       <w:r>
         <w:t>答案:B</w:t>
       </w:r>
+      <w:proofErr w:type="spellEnd"/>
     </w:p>
     <w:p>
       <w:pPr>
@@ -964,12 +1101,14 @@
           <w:highlight w:val="yellow"/>
         </w:rPr>
       </w:pPr>
+      <w:proofErr w:type="spellStart"/>
       <w:r>
         <w:rPr>
           <w:highlight w:val="yellow"/>
         </w:rPr>
         <w:t>A,正确</w:t>
       </w:r>
+      <w:proofErr w:type="spellEnd"/>
     </w:p>
     <w:p>
       <w:pPr>
@@ -979,12 +1118,14 @@
           <w:highlight w:val="yellow"/>
         </w:rPr>
       </w:pPr>
+      <w:proofErr w:type="spellStart"/>
       <w:r>
         <w:rPr>
           <w:highlight w:val="yellow"/>
         </w:rPr>
         <w:t>B,错误</w:t>
       </w:r>
+      <w:proofErr w:type="spellEnd"/>
     </w:p>
     <w:p>
       <w:pPr>
@@ -994,12 +1135,14 @@
           <w:highlight w:val="yellow"/>
         </w:rPr>
       </w:pPr>
+      <w:proofErr w:type="spellStart"/>
       <w:r>
         <w:rPr>
           <w:highlight w:val="yellow"/>
         </w:rPr>
         <w:t>答案:B</w:t>
       </w:r>
+      <w:proofErr w:type="spellEnd"/>
     </w:p>
     <w:p>
       <w:pPr>
@@ -1164,6 +1307,7 @@
           <w:highlight w:val="yellow"/>
         </w:rPr>
       </w:pPr>
+      <w:proofErr w:type="spellStart"/>
       <w:r>
         <w:rPr>
           <w:highlight w:val="yellow"/>
@@ -1178,6 +1322,7 @@
         </w:rPr>
         <w:t>连通的</w:t>
       </w:r>
+      <w:proofErr w:type="spellEnd"/>
     </w:p>
     <w:p>
       <w:pPr>
@@ -1298,9 +1443,11 @@
           <w:rFonts w:hint="eastAsia"/>
         </w:rPr>
       </w:pPr>
+      <w:proofErr w:type="spellStart"/>
       <w:r>
         <w:t>B,正确</w:t>
       </w:r>
+      <w:proofErr w:type="spellEnd"/>
     </w:p>
     <w:p>
       <w:pPr>
@@ -1348,9 +1495,11 @@
           <w:rFonts w:hint="eastAsia"/>
         </w:rPr>
       </w:pPr>
+      <w:proofErr w:type="spellStart"/>
       <w:r>
         <w:t>A,错误</w:t>
       </w:r>
+      <w:proofErr w:type="spellEnd"/>
     </w:p>
     <w:p>
       <w:pPr>
@@ -1359,9 +1508,11 @@
           <w:rFonts w:hint="eastAsia"/>
         </w:rPr>
       </w:pPr>
+      <w:proofErr w:type="spellStart"/>
       <w:r>
         <w:t>B,正确</w:t>
       </w:r>
+      <w:proofErr w:type="spellEnd"/>
     </w:p>
     <w:p>
       <w:pPr>
@@ -1370,15 +1521,18 @@
           <w:rFonts w:hint="eastAsia"/>
         </w:rPr>
       </w:pPr>
+      <w:proofErr w:type="spellStart"/>
       <w:r>
         <w:lastRenderedPageBreak/>
         <w:t>答案:B</w:t>
       </w:r>
+      <w:proofErr w:type="spellEnd"/>
     </w:p>
     <w:p>
       <w:pPr>
         <w:spacing w:line="360" w:lineRule="auto"/>
         <w:rPr>
+          <w:rFonts w:hint="eastAsia"/>
           <w:lang w:eastAsia="zh-CN"/>
         </w:rPr>
       </w:pPr>
@@ -1387,6 +1541,7 @@
       <w:pPr>
         <w:spacing w:line="360" w:lineRule="auto"/>
         <w:rPr>
+          <w:rFonts w:hint="eastAsia"/>
           <w:lang w:eastAsia="zh-CN"/>
         </w:rPr>
       </w:pPr>
@@ -1402,11 +1557,13 @@
       <w:pPr>
         <w:spacing w:line="360" w:lineRule="auto"/>
         <w:rPr>
+          <w:rFonts w:hint="eastAsia"/>
           <w:lang w:eastAsia="zh-CN"/>
         </w:rPr>
       </w:pPr>
       <w:r>
         <w:rPr>
+          <w:noProof/>
           <w:lang w:eastAsia="zh-CN"/>
         </w:rPr>
         <w:drawing>
@@ -1457,6 +1614,7 @@
       <w:pPr>
         <w:spacing w:line="360" w:lineRule="auto"/>
         <w:rPr>
+          <w:rFonts w:hint="eastAsia"/>
           <w:lang w:eastAsia="zh-CN"/>
         </w:rPr>
       </w:pPr>
@@ -1465,6 +1623,7 @@
       <w:pPr>
         <w:spacing w:line="360" w:lineRule="auto"/>
         <w:rPr>
+          <w:rFonts w:hint="eastAsia"/>
           <w:lang w:eastAsia="zh-CN"/>
         </w:rPr>
       </w:pPr>
@@ -1495,11 +1654,13 @@
       <w:pPr>
         <w:spacing w:line="360" w:lineRule="auto"/>
         <w:rPr>
+          <w:rFonts w:hint="eastAsia"/>
           <w:lang w:eastAsia="zh-CN"/>
         </w:rPr>
       </w:pPr>
       <w:r>
         <w:rPr>
+          <w:noProof/>
           <w:lang w:eastAsia="zh-CN"/>
         </w:rPr>
         <w:drawing>
@@ -1558,13 +1719,23 @@
         </w:rPr>
         <w:t>k</w:t>
       </w:r>
+      <w:proofErr w:type="gramStart"/>
       <w:r>
         <w:rPr>
           <w:b/>
           <w:bCs/>
           <w:lang w:eastAsia="zh-CN"/>
         </w:rPr>
-        <w:t>个连通分支的平面图</w:t>
+        <w:t>个</w:t>
+      </w:r>
+      <w:proofErr w:type="gramEnd"/>
+      <w:r>
+        <w:rPr>
+          <w:b/>
+          <w:bCs/>
+          <w:lang w:eastAsia="zh-CN"/>
+        </w:rPr>
+        <w:t>连通分支的平面图</w:t>
       </w:r>
       <w:r>
         <w:rPr>
@@ -1577,6 +1748,7 @@
       <w:pPr>
         <w:spacing w:line="360" w:lineRule="auto"/>
         <w:rPr>
+          <w:rFonts w:hint="eastAsia"/>
           <w:b/>
           <w:bCs/>
           <w:sz w:val="44"/>
@@ -1585,6 +1757,7 @@
           <w:lang w:eastAsia="zh-CN"/>
         </w:rPr>
       </w:pPr>
+      <w:proofErr w:type="spellStart"/>
       <w:r>
         <w:rPr>
           <w:b/>
@@ -1617,13 +1790,26 @@
           <w:u w:val="single"/>
           <w:lang w:eastAsia="zh-CN"/>
         </w:rPr>
-        <w:t>m+r=k+1</w:t>
+        <w:t>m+r</w:t>
+      </w:r>
+      <w:proofErr w:type="spellEnd"/>
+      <w:r>
+        <w:rPr>
+          <w:b/>
+          <w:bCs/>
+          <w:sz w:val="44"/>
+          <w:szCs w:val="44"/>
+          <w:u w:val="single"/>
+          <w:lang w:eastAsia="zh-CN"/>
+        </w:rPr>
+        <w:t>=k+1</w:t>
       </w:r>
     </w:p>
     <w:p>
       <w:pPr>
         <w:spacing w:line="360" w:lineRule="auto"/>
         <w:rPr>
+          <w:rFonts w:hint="eastAsia"/>
           <w:lang w:eastAsia="zh-CN"/>
         </w:rPr>
       </w:pPr>
@@ -1642,6 +1828,7 @@
         </w:numPr>
         <w:spacing w:line="360" w:lineRule="auto"/>
         <w:rPr>
+          <w:rFonts w:hint="eastAsia"/>
           <w:lang w:eastAsia="zh-CN"/>
         </w:rPr>
       </w:pPr>
@@ -1660,6 +1847,7 @@
         </w:numPr>
         <w:spacing w:line="360" w:lineRule="auto"/>
         <w:rPr>
+          <w:rFonts w:hint="eastAsia"/>
           <w:lang w:eastAsia="zh-CN"/>
         </w:rPr>
       </w:pPr>
@@ -1678,6 +1866,7 @@
         </w:numPr>
         <w:spacing w:line="360" w:lineRule="auto"/>
         <w:rPr>
+          <w:rFonts w:hint="eastAsia"/>
           <w:lang w:eastAsia="zh-CN"/>
         </w:rPr>
       </w:pPr>
@@ -1697,6 +1886,7 @@
         </w:numPr>
         <w:spacing w:line="360" w:lineRule="auto"/>
         <w:rPr>
+          <w:rFonts w:hint="eastAsia"/>
           <w:lang w:eastAsia="zh-CN"/>
         </w:rPr>
       </w:pPr>
@@ -1711,6 +1901,7 @@
       <w:pPr>
         <w:spacing w:line="360" w:lineRule="auto"/>
         <w:rPr>
+          <w:rFonts w:hint="eastAsia"/>
           <w:lang w:eastAsia="zh-CN"/>
         </w:rPr>
       </w:pPr>
@@ -1725,6 +1916,7 @@
       <w:pPr>
         <w:spacing w:line="360" w:lineRule="auto"/>
         <w:rPr>
+          <w:rFonts w:hint="eastAsia"/>
           <w:lang w:eastAsia="zh-CN"/>
         </w:rPr>
       </w:pPr>
@@ -1743,6 +1935,7 @@
         </w:numPr>
         <w:spacing w:line="360" w:lineRule="auto"/>
         <w:rPr>
+          <w:rFonts w:hint="eastAsia"/>
           <w:lang w:eastAsia="zh-CN"/>
         </w:rPr>
       </w:pPr>
@@ -1761,6 +1954,7 @@
         </w:numPr>
         <w:spacing w:line="360" w:lineRule="auto"/>
         <w:rPr>
+          <w:rFonts w:hint="eastAsia"/>
           <w:lang w:eastAsia="zh-CN"/>
         </w:rPr>
       </w:pPr>
@@ -1779,6 +1973,7 @@
         </w:numPr>
         <w:spacing w:line="360" w:lineRule="auto"/>
         <w:rPr>
+          <w:rFonts w:hint="eastAsia"/>
           <w:lang w:eastAsia="zh-CN"/>
         </w:rPr>
       </w:pPr>
@@ -1793,6 +1988,7 @@
       <w:pPr>
         <w:spacing w:line="360" w:lineRule="auto"/>
         <w:rPr>
+          <w:rFonts w:hint="eastAsia"/>
           <w:lang w:eastAsia="zh-CN"/>
         </w:rPr>
       </w:pPr>
@@ -1813,6 +2009,7 @@
       </w:pPr>
       <w:r>
         <w:rPr>
+          <w:noProof/>
           <w:lang w:eastAsia="zh-CN"/>
         </w:rPr>
         <w:drawing>
@@ -1856,6 +2053,7 @@
       <w:pPr>
         <w:spacing w:line="360" w:lineRule="auto"/>
         <w:rPr>
+          <w:rFonts w:hint="eastAsia"/>
           <w:lang w:eastAsia="zh-CN"/>
         </w:rPr>
       </w:pPr>
@@ -3212,6 +3410,7 @@
   <w:style w:type="character" w:default="1" w:styleId="a2">
     <w:name w:val="Default Paragraph Font"/>
     <w:uiPriority w:val="1"/>
+    <w:semiHidden/>
     <w:unhideWhenUsed/>
   </w:style>
   <w:style w:type="table" w:default="1" w:styleId="a3">

--- a/离散数学/集合论与图论/集合论与图论（下）课后习题/第3讲测验.docx
+++ b/离散数学/集合论与图论/集合论与图论（下）课后习题/第3讲测验.docx
@@ -352,7 +352,12 @@
         <w:spacing w:line="360" w:lineRule="auto"/>
         <w:rPr>
           <w:rFonts w:hint="eastAsia"/>
+          <w:b/>
+          <w:bCs/>
+          <w:sz w:val="24"/>
+          <w:szCs w:val="24"/>
           <w:highlight w:val="yellow"/>
+          <w:u w:val="single"/>
           <w:lang w:eastAsia="zh-CN"/>
         </w:rPr>
       </w:pPr>
@@ -360,7 +365,12 @@
       <w:r>
         <w:rPr>
           <w:rFonts w:hint="eastAsia"/>
+          <w:b/>
+          <w:bCs/>
+          <w:sz w:val="24"/>
+          <w:szCs w:val="24"/>
           <w:highlight w:val="yellow"/>
+          <w:u w:val="single"/>
           <w:lang w:eastAsia="zh-CN"/>
         </w:rPr>
         <w:t>0个奇度顶点</w:t>
@@ -369,7 +379,12 @@
       <w:r>
         <w:rPr>
           <w:rFonts w:hint="eastAsia"/>
+          <w:b/>
+          <w:bCs/>
+          <w:sz w:val="24"/>
+          <w:szCs w:val="24"/>
           <w:highlight w:val="yellow"/>
+          <w:u w:val="single"/>
           <w:lang w:eastAsia="zh-CN"/>
         </w:rPr>
         <w:t xml:space="preserve"> → 存在欧拉回路</w:t>
@@ -380,7 +395,12 @@
         <w:spacing w:line="360" w:lineRule="auto"/>
         <w:rPr>
           <w:rFonts w:hint="eastAsia"/>
+          <w:b/>
+          <w:bCs/>
+          <w:sz w:val="24"/>
+          <w:szCs w:val="24"/>
           <w:highlight w:val="yellow"/>
+          <w:u w:val="single"/>
           <w:lang w:eastAsia="zh-CN"/>
         </w:rPr>
       </w:pPr>
@@ -388,7 +408,12 @@
       <w:r>
         <w:rPr>
           <w:rFonts w:hint="eastAsia"/>
+          <w:b/>
+          <w:bCs/>
+          <w:sz w:val="24"/>
+          <w:szCs w:val="24"/>
           <w:highlight w:val="yellow"/>
+          <w:u w:val="single"/>
           <w:lang w:eastAsia="zh-CN"/>
         </w:rPr>
         <w:t>2个奇度顶点</w:t>
@@ -397,7 +422,12 @@
       <w:r>
         <w:rPr>
           <w:rFonts w:hint="eastAsia"/>
+          <w:b/>
+          <w:bCs/>
+          <w:sz w:val="24"/>
+          <w:szCs w:val="24"/>
           <w:highlight w:val="yellow"/>
+          <w:u w:val="single"/>
           <w:lang w:eastAsia="zh-CN"/>
         </w:rPr>
         <w:t xml:space="preserve"> → 存在欧拉开迹（从一个</w:t>
@@ -406,7 +436,12 @@
       <w:r>
         <w:rPr>
           <w:rFonts w:hint="eastAsia"/>
+          <w:b/>
+          <w:bCs/>
+          <w:sz w:val="24"/>
+          <w:szCs w:val="24"/>
           <w:highlight w:val="yellow"/>
+          <w:u w:val="single"/>
           <w:lang w:eastAsia="zh-CN"/>
         </w:rPr>
         <w:t>奇度点</w:t>
@@ -415,7 +450,12 @@
       <w:r>
         <w:rPr>
           <w:rFonts w:hint="eastAsia"/>
+          <w:b/>
+          <w:bCs/>
+          <w:sz w:val="24"/>
+          <w:szCs w:val="24"/>
           <w:highlight w:val="yellow"/>
+          <w:u w:val="single"/>
           <w:lang w:eastAsia="zh-CN"/>
         </w:rPr>
         <w:t>出发，到另一个结束）</w:t>
@@ -792,6 +832,9 @@
           <w:rFonts w:hint="eastAsia"/>
           <w:b/>
           <w:bCs/>
+          <w:sz w:val="24"/>
+          <w:szCs w:val="24"/>
+          <w:u w:val="single"/>
           <w:lang w:eastAsia="zh-CN"/>
         </w:rPr>
       </w:pPr>
@@ -800,7 +843,10 @@
           <w:rFonts w:hint="eastAsia"/>
           <w:b/>
           <w:bCs/>
+          <w:sz w:val="24"/>
+          <w:szCs w:val="24"/>
           <w:highlight w:val="yellow"/>
+          <w:u w:val="single"/>
           <w:lang w:eastAsia="zh-CN"/>
         </w:rPr>
         <w:t xml:space="preserve">所需笔数 = </w:t>
@@ -811,7 +857,10 @@
           <w:rFonts w:hint="eastAsia"/>
           <w:b/>
           <w:bCs/>
+          <w:sz w:val="24"/>
+          <w:szCs w:val="24"/>
           <w:highlight w:val="yellow"/>
+          <w:u w:val="single"/>
           <w:lang w:eastAsia="zh-CN"/>
         </w:rPr>
         <w:t>奇度顶点</w:t>
@@ -822,7 +871,10 @@
           <w:rFonts w:hint="eastAsia"/>
           <w:b/>
           <w:bCs/>
+          <w:sz w:val="24"/>
+          <w:szCs w:val="24"/>
           <w:highlight w:val="yellow"/>
+          <w:u w:val="single"/>
           <w:lang w:eastAsia="zh-CN"/>
         </w:rPr>
         <w:t>数 ÷ 2</w:t>
@@ -1655,12 +1707,14 @@
         <w:spacing w:line="360" w:lineRule="auto"/>
         <w:rPr>
           <w:rFonts w:hint="eastAsia"/>
+          <w:highlight w:val="yellow"/>
           <w:lang w:eastAsia="zh-CN"/>
         </w:rPr>
       </w:pPr>
       <w:r>
         <w:rPr>
           <w:noProof/>
+          <w:highlight w:val="yellow"/>
           <w:lang w:eastAsia="zh-CN"/>
         </w:rPr>
         <w:drawing>
@@ -1701,6 +1755,7 @@
       </w:r>
       <w:r>
         <w:rPr>
+          <w:highlight w:val="yellow"/>
           <w:lang w:eastAsia="zh-CN"/>
         </w:rPr>
         <w:t>对于</w:t>
@@ -1709,12 +1764,14 @@
         <w:rPr>
           <w:b/>
           <w:bCs/>
+          <w:highlight w:val="yellow"/>
           <w:lang w:eastAsia="zh-CN"/>
         </w:rPr>
         <w:t>有</w:t>
       </w:r>
       <w:r>
         <w:rPr>
+          <w:highlight w:val="yellow"/>
           <w:lang w:eastAsia="zh-CN"/>
         </w:rPr>
         <w:t>k</w:t>
@@ -1724,6 +1781,7 @@
         <w:rPr>
           <w:b/>
           <w:bCs/>
+          <w:highlight w:val="yellow"/>
           <w:lang w:eastAsia="zh-CN"/>
         </w:rPr>
         <w:t>个</w:t>
@@ -1733,12 +1791,14 @@
         <w:rPr>
           <w:b/>
           <w:bCs/>
+          <w:highlight w:val="yellow"/>
           <w:lang w:eastAsia="zh-CN"/>
         </w:rPr>
         <w:t>连通分支的平面图</w:t>
       </w:r>
       <w:r>
         <w:rPr>
+          <w:highlight w:val="yellow"/>
           <w:lang w:eastAsia="zh-CN"/>
         </w:rPr>
         <w:t>，欧拉公式为：</w:t>
@@ -1753,6 +1813,7 @@
           <w:bCs/>
           <w:sz w:val="44"/>
           <w:szCs w:val="44"/>
+          <w:highlight w:val="yellow"/>
           <w:u w:val="single"/>
           <w:lang w:eastAsia="zh-CN"/>
         </w:rPr>
@@ -1764,6 +1825,7 @@
           <w:bCs/>
           <w:sz w:val="44"/>
           <w:szCs w:val="44"/>
+          <w:highlight w:val="yellow"/>
           <w:u w:val="single"/>
           <w:lang w:eastAsia="zh-CN"/>
         </w:rPr>
@@ -1776,6 +1838,7 @@
           <w:bCs/>
           <w:sz w:val="44"/>
           <w:szCs w:val="44"/>
+          <w:highlight w:val="yellow"/>
           <w:u w:val="single"/>
           <w:lang w:eastAsia="zh-CN"/>
         </w:rPr>
@@ -1787,6 +1850,7 @@
           <w:bCs/>
           <w:sz w:val="44"/>
           <w:szCs w:val="44"/>
+          <w:highlight w:val="yellow"/>
           <w:u w:val="single"/>
           <w:lang w:eastAsia="zh-CN"/>
         </w:rPr>
@@ -1799,6 +1863,7 @@
           <w:bCs/>
           <w:sz w:val="44"/>
           <w:szCs w:val="44"/>
+          <w:highlight w:val="yellow"/>
           <w:u w:val="single"/>
           <w:lang w:eastAsia="zh-CN"/>
         </w:rPr>
@@ -1810,11 +1875,13 @@
         <w:spacing w:line="360" w:lineRule="auto"/>
         <w:rPr>
           <w:rFonts w:hint="eastAsia"/>
+          <w:highlight w:val="yellow"/>
           <w:lang w:eastAsia="zh-CN"/>
         </w:rPr>
       </w:pPr>
       <w:r>
         <w:rPr>
+          <w:highlight w:val="yellow"/>
           <w:lang w:eastAsia="zh-CN"/>
         </w:rPr>
         <w:t>其中：</w:t>
@@ -1829,11 +1896,13 @@
         <w:spacing w:line="360" w:lineRule="auto"/>
         <w:rPr>
           <w:rFonts w:hint="eastAsia"/>
+          <w:highlight w:val="yellow"/>
           <w:lang w:eastAsia="zh-CN"/>
         </w:rPr>
       </w:pPr>
       <w:r>
         <w:rPr>
+          <w:highlight w:val="yellow"/>
           <w:lang w:eastAsia="zh-CN"/>
         </w:rPr>
         <w:t>n：顶点数</w:t>
@@ -1848,11 +1917,13 @@
         <w:spacing w:line="360" w:lineRule="auto"/>
         <w:rPr>
           <w:rFonts w:hint="eastAsia"/>
+          <w:highlight w:val="yellow"/>
           <w:lang w:eastAsia="zh-CN"/>
         </w:rPr>
       </w:pPr>
       <w:r>
         <w:rPr>
+          <w:highlight w:val="yellow"/>
           <w:lang w:eastAsia="zh-CN"/>
         </w:rPr>
         <w:t>m：边数</w:t>
@@ -1867,11 +1938,13 @@
         <w:spacing w:line="360" w:lineRule="auto"/>
         <w:rPr>
           <w:rFonts w:hint="eastAsia"/>
+          <w:highlight w:val="yellow"/>
           <w:lang w:eastAsia="zh-CN"/>
         </w:rPr>
       </w:pPr>
       <w:r>
         <w:rPr>
+          <w:highlight w:val="yellow"/>
           <w:lang w:eastAsia="zh-CN"/>
         </w:rPr>
         <w:lastRenderedPageBreak/>
@@ -1887,11 +1960,13 @@
         <w:spacing w:line="360" w:lineRule="auto"/>
         <w:rPr>
           <w:rFonts w:hint="eastAsia"/>
+          <w:highlight w:val="yellow"/>
           <w:lang w:eastAsia="zh-CN"/>
         </w:rPr>
       </w:pPr>
       <w:r>
         <w:rPr>
+          <w:highlight w:val="yellow"/>
           <w:lang w:eastAsia="zh-CN"/>
         </w:rPr>
         <w:t>k：连通分支数</w:t>
@@ -1902,11 +1977,13 @@
         <w:spacing w:line="360" w:lineRule="auto"/>
         <w:rPr>
           <w:rFonts w:hint="eastAsia"/>
+          <w:highlight w:val="yellow"/>
           <w:lang w:eastAsia="zh-CN"/>
         </w:rPr>
       </w:pPr>
       <w:r>
         <w:rPr>
+          <w:highlight w:val="yellow"/>
           <w:lang w:eastAsia="zh-CN"/>
         </w:rPr>
         <w:t>2. 代入已知条件计算</w:t>
@@ -1917,11 +1994,13 @@
         <w:spacing w:line="360" w:lineRule="auto"/>
         <w:rPr>
           <w:rFonts w:hint="eastAsia"/>
+          <w:highlight w:val="yellow"/>
           <w:lang w:eastAsia="zh-CN"/>
         </w:rPr>
       </w:pPr>
       <w:r>
         <w:rPr>
+          <w:highlight w:val="yellow"/>
           <w:lang w:eastAsia="zh-CN"/>
         </w:rPr>
         <w:t>题目给出：</w:t>
@@ -1936,11 +2015,13 @@
         <w:spacing w:line="360" w:lineRule="auto"/>
         <w:rPr>
           <w:rFonts w:hint="eastAsia"/>
+          <w:highlight w:val="yellow"/>
           <w:lang w:eastAsia="zh-CN"/>
         </w:rPr>
       </w:pPr>
       <w:r>
         <w:rPr>
+          <w:highlight w:val="yellow"/>
           <w:lang w:eastAsia="zh-CN"/>
         </w:rPr>
         <w:t>顶点数 n=8</w:t>
@@ -1955,11 +2036,13 @@
         <w:spacing w:line="360" w:lineRule="auto"/>
         <w:rPr>
           <w:rFonts w:hint="eastAsia"/>
+          <w:highlight w:val="yellow"/>
           <w:lang w:eastAsia="zh-CN"/>
         </w:rPr>
       </w:pPr>
       <w:r>
         <w:rPr>
+          <w:highlight w:val="yellow"/>
           <w:lang w:eastAsia="zh-CN"/>
         </w:rPr>
         <w:t>边数 m=12</w:t>
@@ -1974,11 +2057,13 @@
         <w:spacing w:line="360" w:lineRule="auto"/>
         <w:rPr>
           <w:rFonts w:hint="eastAsia"/>
+          <w:highlight w:val="yellow"/>
           <w:lang w:eastAsia="zh-CN"/>
         </w:rPr>
       </w:pPr>
       <w:r>
         <w:rPr>
+          <w:highlight w:val="yellow"/>
           <w:lang w:eastAsia="zh-CN"/>
         </w:rPr>
         <w:t>分支数 k=2</w:t>
@@ -1989,11 +2074,13 @@
         <w:spacing w:line="360" w:lineRule="auto"/>
         <w:rPr>
           <w:rFonts w:hint="eastAsia"/>
+          <w:highlight w:val="yellow"/>
           <w:lang w:eastAsia="zh-CN"/>
         </w:rPr>
       </w:pPr>
       <w:r>
         <w:rPr>
+          <w:highlight w:val="yellow"/>
           <w:lang w:eastAsia="zh-CN"/>
         </w:rPr>
         <w:t>将数值代入公式：</w:t>
@@ -2010,6 +2097,7 @@
       <w:r>
         <w:rPr>
           <w:noProof/>
+          <w:highlight w:val="yellow"/>
           <w:lang w:eastAsia="zh-CN"/>
         </w:rPr>
         <w:drawing>
@@ -2047,56 +2135,6 @@
             </a:graphic>
           </wp:inline>
         </w:drawing>
-      </w:r>
-    </w:p>
-    <w:p>
-      <w:pPr>
-        <w:spacing w:line="360" w:lineRule="auto"/>
-        <w:rPr>
-          <w:rFonts w:hint="eastAsia"/>
-          <w:lang w:eastAsia="zh-CN"/>
-        </w:rPr>
-      </w:pPr>
-      <w:r>
-        <w:rPr>
-          <w:rFonts w:ascii="Segoe UI Emoji" w:hAnsi="Segoe UI Emoji" w:cs="Segoe UI Emoji"/>
-          <w:lang w:eastAsia="zh-CN"/>
-        </w:rPr>
-        <w:t>⚠️</w:t>
-      </w:r>
-      <w:r>
-        <w:rPr>
-          <w:lang w:eastAsia="zh-CN"/>
-        </w:rPr>
-        <w:t xml:space="preserve"> 注意：这里的r=7是</w:t>
-      </w:r>
-      <w:r>
-        <w:rPr>
-          <w:b/>
-          <w:bCs/>
-          <w:lang w:eastAsia="zh-CN"/>
-        </w:rPr>
-        <w:t>内部面数</w:t>
-      </w:r>
-      <w:r>
-        <w:rPr>
-          <w:lang w:eastAsia="zh-CN"/>
-        </w:rPr>
-        <w:t>，平面图的总面数需要加上</w:t>
-      </w:r>
-      <w:r>
-        <w:rPr>
-          <w:b/>
-          <w:bCs/>
-          <w:lang w:eastAsia="zh-CN"/>
-        </w:rPr>
-        <w:t>外部无限面</w:t>
-      </w:r>
-      <w:r>
-        <w:rPr>
-          <w:lang w:eastAsia="zh-CN"/>
-        </w:rPr>
-        <w:t>，因此总面数为 7+1=8。</w:t>
       </w:r>
     </w:p>
     <w:p>
